--- a/documentos explosão/Projeto Explosao Junina Beruri.docx
+++ b/documentos explosão/Projeto Explosao Junina Beruri.docx
@@ -595,6 +595,1906 @@
         </w:rPr>
         <w:t xml:space="preserve"> — onde a Explosão quer chegar</w:t>
       </w:r>
+    </w:p>
+    <w:p>
+      <w:pPr>
+        <w:spacing w:after="140"/>
+        <w:jc w:val="both"/>
+      </w:pPr>
+      <w:r>
+        <w:rPr>
+          <w:rFonts w:ascii="Arial" w:hAnsi="Arial"/>
+          <w:b w:val="0"/>
+          <w:i w:val="0"/>
+          <w:color w:val="2C3E50"/>
+          <w:sz w:val="22"/>
+        </w:rPr>
+        <w:t>Antes dos capítulos, duas páginas de panorama: as novidades da temporada e o mapa de todos os documentos do projeto.</w:t>
+      </w:r>
+    </w:p>
+    <w:p>
+      <w:r>
+        <w:br w:type="page"/>
+      </w:r>
+    </w:p>
+    <w:p>
+      <w:pPr>
+        <w:pStyle w:val="Heading1"/>
+        <w:spacing w:before="360" w:after="200"/>
+      </w:pPr>
+      <w:r>
+        <w:rPr>
+          <w:rFonts w:ascii="Arial" w:hAnsi="Arial"/>
+          <w:b/>
+          <w:i w:val="0"/>
+          <w:color w:val="922B21"/>
+          <w:sz w:val="32"/>
+        </w:rPr>
+        <w:t>AS NOVIDADES DA TEMPORADA 2027</w:t>
+      </w:r>
+    </w:p>
+    <w:p>
+      <w:pPr>
+        <w:spacing w:after="140"/>
+        <w:jc w:val="both"/>
+      </w:pPr>
+      <w:r>
+        <w:rPr>
+          <w:rFonts w:ascii="Arial" w:hAnsi="Arial"/>
+          <w:b w:val="0"/>
+          <w:i w:val="0"/>
+          <w:color w:val="2C3E50"/>
+          <w:sz w:val="22"/>
+        </w:rPr>
+        <w:t>A reestruturação não é um ajuste — é uma mudança de patamar. Esta página reúne tudo o que passa a existir e que não existia antes. Cada item tem capítulo próprio neste documento ou documento inteiro dedicado a ele.</w:t>
+      </w:r>
+    </w:p>
+    <w:p>
+      <w:pPr>
+        <w:spacing w:after="120"/>
+      </w:pPr>
+    </w:p>
+    <w:tbl>
+      <w:tblPr>
+        <w:tblW w:type="auto" w:w="0"/>
+        <w:jc w:val="center"/>
+        <w:tblLook w:firstColumn="1" w:firstRow="1" w:lastColumn="0" w:lastRow="0" w:noHBand="0" w:noVBand="1" w:val="04A0"/>
+      </w:tblPr>
+      <w:tblGrid>
+        <w:gridCol w:w="9072"/>
+      </w:tblGrid>
+      <w:tr>
+        <w:tc>
+          <w:tcPr>
+            <w:tcW w:type="dxa" w:w="9072"/>
+            <w:shd w:val="clear" w:color="auto" w:fill="922B21"/>
+          </w:tcPr>
+          <w:p>
+            <w:pPr>
+              <w:spacing w:before="120" w:after="40"/>
+            </w:pPr>
+            <w:r/>
+            <w:r>
+              <w:rPr>
+                <w:rFonts w:ascii="Arial" w:hAnsi="Arial"/>
+                <w:b/>
+                <w:i w:val="0"/>
+                <w:color w:val="FFFFFF"/>
+                <w:sz w:val="30"/>
+              </w:rPr>
+              <w:t>A IDEIA QUE COSTURA TUDO</w:t>
+            </w:r>
+          </w:p>
+          <w:p>
+            <w:pPr>
+              <w:spacing w:after="120"/>
+            </w:pPr>
+            <w:r>
+              <w:rPr>
+                <w:rFonts w:ascii="Arial" w:hAnsi="Arial"/>
+                <w:b w:val="0"/>
+                <w:i w:val="0"/>
+                <w:color w:val="FFFFFF"/>
+                <w:sz w:val="20"/>
+              </w:rPr>
+              <w:t>A Explosão deixa de ser uma quadrilha que aparece em julho e passa a ser um grupo ativo o ano inteiro — sempre em movimento, sempre inovando, sempre puxando o cenário junino de Beruri.</w:t>
+            </w:r>
+          </w:p>
+        </w:tc>
+      </w:tr>
+    </w:tbl>
+    <w:p>
+      <w:pPr>
+        <w:spacing w:after="120"/>
+      </w:pPr>
+    </w:p>
+    <w:tbl>
+      <w:tblPr>
+        <w:tblW w:type="auto" w:w="0"/>
+        <w:jc w:val="center"/>
+        <w:tblLayout w:type="fixed"/>
+        <w:tblLook w:firstColumn="1" w:firstRow="1" w:lastColumn="0" w:lastRow="0" w:noHBand="0" w:noVBand="1" w:val="04A0"/>
+        <w:tblBorders>
+          <w:top w:val="single" w:sz="4" w:space="0" w:color="7F8C8D"/>
+          <w:left w:val="single" w:sz="4" w:space="0" w:color="7F8C8D"/>
+          <w:bottom w:val="single" w:sz="4" w:space="0" w:color="7F8C8D"/>
+          <w:right w:val="single" w:sz="4" w:space="0" w:color="7F8C8D"/>
+          <w:insideH w:val="single" w:sz="4" w:space="0" w:color="7F8C8D"/>
+          <w:insideV w:val="single" w:sz="4" w:space="0" w:color="7F8C8D"/>
+        </w:tblBorders>
+      </w:tblPr>
+      <w:tblGrid>
+        <w:gridCol w:w="3024"/>
+        <w:gridCol w:w="3024"/>
+        <w:gridCol w:w="3024"/>
+      </w:tblGrid>
+      <w:tr>
+        <w:tc>
+          <w:tcPr>
+            <w:tcW w:type="dxa" w:w="2268"/>
+            <w:shd w:val="clear" w:color="auto" w:fill="922B21"/>
+          </w:tcPr>
+          <w:p>
+            <w:pPr>
+              <w:spacing w:before="60" w:after="60"/>
+              <w:jc w:val="left"/>
+            </w:pPr>
+            <w:r/>
+            <w:r>
+              <w:rPr>
+                <w:rFonts w:ascii="Arial" w:hAnsi="Arial"/>
+                <w:b/>
+                <w:i w:val="0"/>
+                <w:color w:val="FFFFFF"/>
+                <w:sz w:val="19"/>
+              </w:rPr>
+              <w:t>Novidade</w:t>
+            </w:r>
+          </w:p>
+        </w:tc>
+        <w:tc>
+          <w:tcPr>
+            <w:tcW w:type="dxa" w:w="4535"/>
+            <w:shd w:val="clear" w:color="auto" w:fill="922B21"/>
+          </w:tcPr>
+          <w:p>
+            <w:pPr>
+              <w:spacing w:before="60" w:after="60"/>
+              <w:jc w:val="left"/>
+            </w:pPr>
+            <w:r/>
+            <w:r>
+              <w:rPr>
+                <w:rFonts w:ascii="Arial" w:hAnsi="Arial"/>
+                <w:b/>
+                <w:i w:val="0"/>
+                <w:color w:val="FFFFFF"/>
+                <w:sz w:val="19"/>
+              </w:rPr>
+              <w:t>O que é</w:t>
+            </w:r>
+          </w:p>
+        </w:tc>
+        <w:tc>
+          <w:tcPr>
+            <w:tcW w:type="dxa" w:w="2268"/>
+            <w:shd w:val="clear" w:color="auto" w:fill="922B21"/>
+          </w:tcPr>
+          <w:p>
+            <w:pPr>
+              <w:spacing w:before="60" w:after="60"/>
+              <w:jc w:val="left"/>
+            </w:pPr>
+            <w:r/>
+            <w:r>
+              <w:rPr>
+                <w:rFonts w:ascii="Arial" w:hAnsi="Arial"/>
+                <w:b/>
+                <w:i w:val="0"/>
+                <w:color w:val="FFFFFF"/>
+                <w:sz w:val="19"/>
+              </w:rPr>
+              <w:t>Onde está detalhado</w:t>
+            </w:r>
+          </w:p>
+        </w:tc>
+      </w:tr>
+      <w:tr>
+        <w:tc>
+          <w:tcPr>
+            <w:tcW w:type="dxa" w:w="2268"/>
+            <w:shd w:val="clear" w:color="auto" w:fill="F2F3F4"/>
+          </w:tcPr>
+          <w:p>
+            <w:pPr>
+              <w:spacing w:before="60" w:after="60"/>
+              <w:jc w:val="left"/>
+            </w:pPr>
+            <w:r/>
+            <w:r>
+              <w:rPr>
+                <w:rFonts w:ascii="Arial" w:hAnsi="Arial"/>
+                <w:b/>
+                <w:i w:val="0"/>
+                <w:color w:val="2C3E50"/>
+                <w:sz w:val="19"/>
+              </w:rPr>
+              <w:t>Novo modelo de custeio</w:t>
+            </w:r>
+          </w:p>
+        </w:tc>
+        <w:tc>
+          <w:tcPr>
+            <w:tcW w:type="dxa" w:w="4535"/>
+            <w:shd w:val="clear" w:color="auto" w:fill="F2F3F4"/>
+          </w:tcPr>
+          <w:p>
+            <w:pPr>
+              <w:spacing w:before="60" w:after="60"/>
+              <w:jc w:val="left"/>
+            </w:pPr>
+            <w:r/>
+            <w:r>
+              <w:rPr>
+                <w:rFonts w:ascii="Arial" w:hAnsi="Arial"/>
+                <w:b w:val="0"/>
+                <w:i w:val="0"/>
+                <w:color w:val="2C3E50"/>
+                <w:sz w:val="19"/>
+              </w:rPr>
+              <w:t>Repasses públicos cobrem a montagem do espetáculo. O brincante não paga blusa nem produção; a arrecadação deixa de ser sobrevivência e vira estratégia</w:t>
+            </w:r>
+          </w:p>
+        </w:tc>
+        <w:tc>
+          <w:tcPr>
+            <w:tcW w:type="dxa" w:w="2268"/>
+            <w:shd w:val="clear" w:color="auto" w:fill="F2F3F4"/>
+          </w:tcPr>
+          <w:p>
+            <w:pPr>
+              <w:spacing w:before="60" w:after="60"/>
+              <w:jc w:val="left"/>
+            </w:pPr>
+            <w:r/>
+            <w:r>
+              <w:rPr>
+                <w:rFonts w:ascii="Arial" w:hAnsi="Arial"/>
+                <w:b w:val="0"/>
+                <w:i w:val="0"/>
+                <w:color w:val="2C3E50"/>
+                <w:sz w:val="19"/>
+              </w:rPr>
+              <w:t>Capítulo 11</w:t>
+            </w:r>
+          </w:p>
+        </w:tc>
+      </w:tr>
+      <w:tr>
+        <w:tc>
+          <w:tcPr>
+            <w:tcW w:type="dxa" w:w="2268"/>
+            <w:shd w:val="clear" w:color="auto" w:fill="F2F3F4"/>
+          </w:tcPr>
+          <w:p>
+            <w:pPr>
+              <w:spacing w:before="60" w:after="60"/>
+              <w:jc w:val="left"/>
+            </w:pPr>
+            <w:r/>
+            <w:r>
+              <w:rPr>
+                <w:rFonts w:ascii="Arial" w:hAnsi="Arial"/>
+                <w:b/>
+                <w:i w:val="0"/>
+                <w:color w:val="2C3E50"/>
+                <w:sz w:val="19"/>
+              </w:rPr>
+              <w:t>Programa Sócio Torcedor</w:t>
+            </w:r>
+          </w:p>
+        </w:tc>
+        <w:tc>
+          <w:tcPr>
+            <w:tcW w:type="dxa" w:w="4535"/>
+            <w:shd w:val="clear" w:color="auto" w:fill="F2F3F4"/>
+          </w:tcPr>
+          <w:p>
+            <w:pPr>
+              <w:spacing w:before="60" w:after="60"/>
+              <w:jc w:val="left"/>
+            </w:pPr>
+            <w:r/>
+            <w:r>
+              <w:rPr>
+                <w:rFonts w:ascii="Arial" w:hAnsi="Arial"/>
+                <w:b w:val="0"/>
+                <w:i w:val="0"/>
+                <w:color w:val="2C3E50"/>
+                <w:sz w:val="19"/>
+              </w:rPr>
+              <w:t>A torcida oficial: contribuição mensal simbólica, com carteirinha, sorteios, troféus, missões e transparência. É o carro-chefe da arrecadação — e o site dele já está no ar</w:t>
+            </w:r>
+          </w:p>
+        </w:tc>
+        <w:tc>
+          <w:tcPr>
+            <w:tcW w:type="dxa" w:w="2268"/>
+            <w:shd w:val="clear" w:color="auto" w:fill="F2F3F4"/>
+          </w:tcPr>
+          <w:p>
+            <w:pPr>
+              <w:spacing w:before="60" w:after="60"/>
+              <w:jc w:val="left"/>
+            </w:pPr>
+            <w:r/>
+            <w:r>
+              <w:rPr>
+                <w:rFonts w:ascii="Arial" w:hAnsi="Arial"/>
+                <w:b w:val="0"/>
+                <w:i w:val="0"/>
+                <w:color w:val="2C3E50"/>
+                <w:sz w:val="19"/>
+              </w:rPr>
+              <w:t>Capítulo 11.2 e os dois documentos do programa</w:t>
+            </w:r>
+          </w:p>
+        </w:tc>
+      </w:tr>
+      <w:tr>
+        <w:tc>
+          <w:tcPr>
+            <w:tcW w:type="dxa" w:w="2268"/>
+            <w:shd w:val="clear" w:color="auto" w:fill="F2F3F4"/>
+          </w:tcPr>
+          <w:p>
+            <w:pPr>
+              <w:spacing w:before="60" w:after="60"/>
+              <w:jc w:val="left"/>
+            </w:pPr>
+            <w:r/>
+            <w:r>
+              <w:rPr>
+                <w:rFonts w:ascii="Arial" w:hAnsi="Arial"/>
+                <w:b/>
+                <w:i w:val="0"/>
+                <w:color w:val="2C3E50"/>
+                <w:sz w:val="19"/>
+              </w:rPr>
+              <w:t>Arraial de Lançamento</w:t>
+            </w:r>
+          </w:p>
+        </w:tc>
+        <w:tc>
+          <w:tcPr>
+            <w:tcW w:type="dxa" w:w="4535"/>
+            <w:shd w:val="clear" w:color="auto" w:fill="F2F3F4"/>
+          </w:tcPr>
+          <w:p>
+            <w:pPr>
+              <w:spacing w:before="60" w:after="60"/>
+              <w:jc w:val="left"/>
+            </w:pPr>
+            <w:r/>
+            <w:r>
+              <w:rPr>
+                <w:rFonts w:ascii="Arial" w:hAnsi="Arial"/>
+                <w:b w:val="0"/>
+                <w:i w:val="0"/>
+                <w:color w:val="2C3E50"/>
+                <w:sz w:val="19"/>
+              </w:rPr>
+              <w:t>Evento de abertura da temporada: revela tema, itens e camisa, presta contas do ano anterior e capta sócios</w:t>
+            </w:r>
+          </w:p>
+        </w:tc>
+        <w:tc>
+          <w:tcPr>
+            <w:tcW w:type="dxa" w:w="2268"/>
+            <w:shd w:val="clear" w:color="auto" w:fill="F2F3F4"/>
+          </w:tcPr>
+          <w:p>
+            <w:pPr>
+              <w:spacing w:before="60" w:after="60"/>
+              <w:jc w:val="left"/>
+            </w:pPr>
+            <w:r/>
+            <w:r>
+              <w:rPr>
+                <w:rFonts w:ascii="Arial" w:hAnsi="Arial"/>
+                <w:b w:val="0"/>
+                <w:i w:val="0"/>
+                <w:color w:val="2C3E50"/>
+                <w:sz w:val="19"/>
+              </w:rPr>
+              <w:t>Documento próprio</w:t>
+            </w:r>
+          </w:p>
+        </w:tc>
+      </w:tr>
+      <w:tr>
+        <w:tc>
+          <w:tcPr>
+            <w:tcW w:type="dxa" w:w="2268"/>
+            <w:shd w:val="clear" w:color="auto" w:fill="F2F3F4"/>
+          </w:tcPr>
+          <w:p>
+            <w:pPr>
+              <w:spacing w:before="60" w:after="60"/>
+              <w:jc w:val="left"/>
+            </w:pPr>
+            <w:r/>
+            <w:r>
+              <w:rPr>
+                <w:rFonts w:ascii="Arial" w:hAnsi="Arial"/>
+                <w:b/>
+                <w:i w:val="0"/>
+                <w:color w:val="2C3E50"/>
+                <w:sz w:val="19"/>
+              </w:rPr>
+              <w:t>Arraial da Explosão</w:t>
+            </w:r>
+          </w:p>
+        </w:tc>
+        <w:tc>
+          <w:tcPr>
+            <w:tcW w:type="dxa" w:w="4535"/>
+            <w:shd w:val="clear" w:color="auto" w:fill="F2F3F4"/>
+          </w:tcPr>
+          <w:p>
+            <w:pPr>
+              <w:spacing w:before="60" w:after="60"/>
+              <w:jc w:val="left"/>
+            </w:pPr>
+            <w:r/>
+            <w:r>
+              <w:rPr>
+                <w:rFonts w:ascii="Arial" w:hAnsi="Arial"/>
+                <w:b w:val="0"/>
+                <w:i w:val="0"/>
+                <w:color w:val="2C3E50"/>
+                <w:sz w:val="19"/>
+              </w:rPr>
+              <w:t>Projeto de festa própria depois do Festival, com danças convidadas, votação popular pelo celular e feira do comércio local em parceria com a Prefeitura. Ainda não aconteceu: é o que se pretende criar</w:t>
+            </w:r>
+          </w:p>
+        </w:tc>
+        <w:tc>
+          <w:tcPr>
+            <w:tcW w:type="dxa" w:w="2268"/>
+            <w:shd w:val="clear" w:color="auto" w:fill="F2F3F4"/>
+          </w:tcPr>
+          <w:p>
+            <w:pPr>
+              <w:spacing w:before="60" w:after="60"/>
+              <w:jc w:val="left"/>
+            </w:pPr>
+            <w:r/>
+            <w:r>
+              <w:rPr>
+                <w:rFonts w:ascii="Arial" w:hAnsi="Arial"/>
+                <w:b w:val="0"/>
+                <w:i w:val="0"/>
+                <w:color w:val="2C3E50"/>
+                <w:sz w:val="19"/>
+              </w:rPr>
+              <w:t>Documento próprio</w:t>
+            </w:r>
+          </w:p>
+        </w:tc>
+      </w:tr>
+      <w:tr>
+        <w:tc>
+          <w:tcPr>
+            <w:tcW w:type="dxa" w:w="2268"/>
+            <w:shd w:val="clear" w:color="auto" w:fill="F2F3F4"/>
+          </w:tcPr>
+          <w:p>
+            <w:pPr>
+              <w:spacing w:before="60" w:after="60"/>
+              <w:jc w:val="left"/>
+            </w:pPr>
+            <w:r/>
+            <w:r>
+              <w:rPr>
+                <w:rFonts w:ascii="Arial" w:hAnsi="Arial"/>
+                <w:b/>
+                <w:i w:val="0"/>
+                <w:color w:val="2C3E50"/>
+                <w:sz w:val="19"/>
+              </w:rPr>
+              <w:t>Organograma com nome e responsabilidade</w:t>
+            </w:r>
+          </w:p>
+        </w:tc>
+        <w:tc>
+          <w:tcPr>
+            <w:tcW w:type="dxa" w:w="4535"/>
+            <w:shd w:val="clear" w:color="auto" w:fill="F2F3F4"/>
+          </w:tcPr>
+          <w:p>
+            <w:pPr>
+              <w:spacing w:before="60" w:after="60"/>
+              <w:jc w:val="left"/>
+            </w:pPr>
+            <w:r/>
+            <w:r>
+              <w:rPr>
+                <w:rFonts w:ascii="Arial" w:hAnsi="Arial"/>
+                <w:b w:val="0"/>
+                <w:i w:val="0"/>
+                <w:color w:val="2C3E50"/>
+                <w:sz w:val="19"/>
+              </w:rPr>
+              <w:t>Cargos, grupos de produção e equipes de arena definidos, cada um com o que entrega e a quem responde. É o que acaba com o acúmulo de função</w:t>
+            </w:r>
+          </w:p>
+        </w:tc>
+        <w:tc>
+          <w:tcPr>
+            <w:tcW w:type="dxa" w:w="2268"/>
+            <w:shd w:val="clear" w:color="auto" w:fill="F2F3F4"/>
+          </w:tcPr>
+          <w:p>
+            <w:pPr>
+              <w:spacing w:before="60" w:after="60"/>
+              <w:jc w:val="left"/>
+            </w:pPr>
+            <w:r/>
+            <w:r>
+              <w:rPr>
+                <w:rFonts w:ascii="Arial" w:hAnsi="Arial"/>
+                <w:b w:val="0"/>
+                <w:i w:val="0"/>
+                <w:color w:val="2C3E50"/>
+                <w:sz w:val="19"/>
+              </w:rPr>
+              <w:t>Capítulo 4 e documento próprio</w:t>
+            </w:r>
+          </w:p>
+        </w:tc>
+      </w:tr>
+      <w:tr>
+        <w:tc>
+          <w:tcPr>
+            <w:tcW w:type="dxa" w:w="2268"/>
+            <w:shd w:val="clear" w:color="auto" w:fill="F2F3F4"/>
+          </w:tcPr>
+          <w:p>
+            <w:pPr>
+              <w:spacing w:before="60" w:after="60"/>
+              <w:jc w:val="left"/>
+            </w:pPr>
+            <w:r/>
+            <w:r>
+              <w:rPr>
+                <w:rFonts w:ascii="Arial" w:hAnsi="Arial"/>
+                <w:b/>
+                <w:i w:val="0"/>
+                <w:color w:val="2C3E50"/>
+                <w:sz w:val="19"/>
+              </w:rPr>
+              <w:t>Termo de Compromisso do Brincante</w:t>
+            </w:r>
+          </w:p>
+        </w:tc>
+        <w:tc>
+          <w:tcPr>
+            <w:tcW w:type="dxa" w:w="4535"/>
+            <w:shd w:val="clear" w:color="auto" w:fill="F2F3F4"/>
+          </w:tcPr>
+          <w:p>
+            <w:pPr>
+              <w:spacing w:before="60" w:after="60"/>
+              <w:jc w:val="left"/>
+            </w:pPr>
+            <w:r/>
+            <w:r>
+              <w:rPr>
+                <w:rFonts w:ascii="Arial" w:hAnsi="Arial"/>
+                <w:b w:val="0"/>
+                <w:i w:val="0"/>
+                <w:color w:val="2C3E50"/>
+                <w:sz w:val="19"/>
+              </w:rPr>
+              <w:t>Contrato assinado por todos, com direitos e deveres dos dois lados, anexos para menores de idade e cessão de imagem</w:t>
+            </w:r>
+          </w:p>
+        </w:tc>
+        <w:tc>
+          <w:tcPr>
+            <w:tcW w:type="dxa" w:w="2268"/>
+            <w:shd w:val="clear" w:color="auto" w:fill="F2F3F4"/>
+          </w:tcPr>
+          <w:p>
+            <w:pPr>
+              <w:spacing w:before="60" w:after="60"/>
+              <w:jc w:val="left"/>
+            </w:pPr>
+            <w:r/>
+            <w:r>
+              <w:rPr>
+                <w:rFonts w:ascii="Arial" w:hAnsi="Arial"/>
+                <w:b w:val="0"/>
+                <w:i w:val="0"/>
+                <w:color w:val="2C3E50"/>
+                <w:sz w:val="19"/>
+              </w:rPr>
+              <w:t>Capítulo 8.4 e o guia do contrato</w:t>
+            </w:r>
+          </w:p>
+        </w:tc>
+      </w:tr>
+      <w:tr>
+        <w:tc>
+          <w:tcPr>
+            <w:tcW w:type="dxa" w:w="2268"/>
+            <w:shd w:val="clear" w:color="auto" w:fill="F2F3F4"/>
+          </w:tcPr>
+          <w:p>
+            <w:pPr>
+              <w:spacing w:before="60" w:after="60"/>
+              <w:jc w:val="left"/>
+            </w:pPr>
+            <w:r/>
+            <w:r>
+              <w:rPr>
+                <w:rFonts w:ascii="Arial" w:hAnsi="Arial"/>
+                <w:b/>
+                <w:i w:val="0"/>
+                <w:color w:val="2C3E50"/>
+                <w:sz w:val="19"/>
+              </w:rPr>
+              <w:t>Teto de R$ 80 na bonificação</w:t>
+            </w:r>
+          </w:p>
+        </w:tc>
+        <w:tc>
+          <w:tcPr>
+            <w:tcW w:type="dxa" w:w="4535"/>
+            <w:shd w:val="clear" w:color="auto" w:fill="F2F3F4"/>
+          </w:tcPr>
+          <w:p>
+            <w:pPr>
+              <w:spacing w:before="60" w:after="60"/>
+              <w:jc w:val="left"/>
+            </w:pPr>
+            <w:r/>
+            <w:r>
+              <w:rPr>
+                <w:rFonts w:ascii="Arial" w:hAnsi="Arial"/>
+                <w:b w:val="0"/>
+                <w:i w:val="0"/>
+                <w:color w:val="2C3E50"/>
+                <w:sz w:val="19"/>
+              </w:rPr>
+              <w:t>O Programa de Bonificação passa a ter limite por brincante na temporada: retorno simbólico garantido, orçamento sob controle</w:t>
+            </w:r>
+          </w:p>
+        </w:tc>
+        <w:tc>
+          <w:tcPr>
+            <w:tcW w:type="dxa" w:w="2268"/>
+            <w:shd w:val="clear" w:color="auto" w:fill="F2F3F4"/>
+          </w:tcPr>
+          <w:p>
+            <w:pPr>
+              <w:spacing w:before="60" w:after="60"/>
+              <w:jc w:val="left"/>
+            </w:pPr>
+            <w:r/>
+            <w:r>
+              <w:rPr>
+                <w:rFonts w:ascii="Arial" w:hAnsi="Arial"/>
+                <w:b w:val="0"/>
+                <w:i w:val="0"/>
+                <w:color w:val="2C3E50"/>
+                <w:sz w:val="19"/>
+              </w:rPr>
+              <w:t>Capítulo 10.2 e o guia do contrato</w:t>
+            </w:r>
+          </w:p>
+        </w:tc>
+      </w:tr>
+      <w:tr>
+        <w:tc>
+          <w:tcPr>
+            <w:tcW w:type="dxa" w:w="2268"/>
+            <w:shd w:val="clear" w:color="auto" w:fill="F2F3F4"/>
+          </w:tcPr>
+          <w:p>
+            <w:pPr>
+              <w:spacing w:before="60" w:after="60"/>
+              <w:jc w:val="left"/>
+            </w:pPr>
+            <w:r/>
+            <w:r>
+              <w:rPr>
+                <w:rFonts w:ascii="Arial" w:hAnsi="Arial"/>
+                <w:b/>
+                <w:i w:val="0"/>
+                <w:color w:val="2C3E50"/>
+                <w:sz w:val="19"/>
+              </w:rPr>
+              <w:t>Sistema de Avaliação</w:t>
+            </w:r>
+          </w:p>
+        </w:tc>
+        <w:tc>
+          <w:tcPr>
+            <w:tcW w:type="dxa" w:w="4535"/>
+            <w:shd w:val="clear" w:color="auto" w:fill="F2F3F4"/>
+          </w:tcPr>
+          <w:p>
+            <w:pPr>
+              <w:spacing w:before="60" w:after="60"/>
+              <w:jc w:val="left"/>
+            </w:pPr>
+            <w:r/>
+            <w:r>
+              <w:rPr>
+                <w:rFonts w:ascii="Arial" w:hAnsi="Arial"/>
+                <w:b w:val="0"/>
+                <w:i w:val="0"/>
+                <w:color w:val="2C3E50"/>
+                <w:sz w:val="19"/>
+              </w:rPr>
+              <w:t>Chamada, nota, ranking, ativação automática, advertências e bonificação — no celular, com o brincante acompanhando o próprio desempenho</w:t>
+            </w:r>
+          </w:p>
+        </w:tc>
+        <w:tc>
+          <w:tcPr>
+            <w:tcW w:type="dxa" w:w="2268"/>
+            <w:shd w:val="clear" w:color="auto" w:fill="F2F3F4"/>
+          </w:tcPr>
+          <w:p>
+            <w:pPr>
+              <w:spacing w:before="60" w:after="60"/>
+              <w:jc w:val="left"/>
+            </w:pPr>
+            <w:r/>
+            <w:r>
+              <w:rPr>
+                <w:rFonts w:ascii="Arial" w:hAnsi="Arial"/>
+                <w:b w:val="0"/>
+                <w:i w:val="0"/>
+                <w:color w:val="2C3E50"/>
+                <w:sz w:val="19"/>
+              </w:rPr>
+              <w:t>Capítulo 10.1</w:t>
+            </w:r>
+          </w:p>
+        </w:tc>
+      </w:tr>
+      <w:tr>
+        <w:tc>
+          <w:tcPr>
+            <w:tcW w:type="dxa" w:w="2268"/>
+            <w:shd w:val="clear" w:color="auto" w:fill="F2F3F4"/>
+          </w:tcPr>
+          <w:p>
+            <w:pPr>
+              <w:spacing w:before="60" w:after="60"/>
+              <w:jc w:val="left"/>
+            </w:pPr>
+            <w:r/>
+            <w:r>
+              <w:rPr>
+                <w:rFonts w:ascii="Arial" w:hAnsi="Arial"/>
+                <w:b/>
+                <w:i w:val="0"/>
+                <w:color w:val="2C3E50"/>
+                <w:sz w:val="19"/>
+              </w:rPr>
+              <w:t>Missão de captação de sócios</w:t>
+            </w:r>
+          </w:p>
+        </w:tc>
+        <w:tc>
+          <w:tcPr>
+            <w:tcW w:type="dxa" w:w="4535"/>
+            <w:shd w:val="clear" w:color="auto" w:fill="F2F3F4"/>
+          </w:tcPr>
+          <w:p>
+            <w:pPr>
+              <w:spacing w:before="60" w:after="60"/>
+              <w:jc w:val="left"/>
+            </w:pPr>
+            <w:r/>
+            <w:r>
+              <w:rPr>
+                <w:rFonts w:ascii="Arial" w:hAnsi="Arial"/>
+                <w:b w:val="0"/>
+                <w:i w:val="0"/>
+                <w:color w:val="2C3E50"/>
+                <w:sz w:val="19"/>
+              </w:rPr>
+              <w:t>Trazer sócio torcedor vira missão do brincante, valendo troféu e reconhecimento — nunca dinheiro, para não tocar o contrato</w:t>
+            </w:r>
+          </w:p>
+        </w:tc>
+        <w:tc>
+          <w:tcPr>
+            <w:tcW w:type="dxa" w:w="2268"/>
+            <w:shd w:val="clear" w:color="auto" w:fill="F2F3F4"/>
+          </w:tcPr>
+          <w:p>
+            <w:pPr>
+              <w:spacing w:before="60" w:after="60"/>
+              <w:jc w:val="left"/>
+            </w:pPr>
+            <w:r/>
+            <w:r>
+              <w:rPr>
+                <w:rFonts w:ascii="Arial" w:hAnsi="Arial"/>
+                <w:b w:val="0"/>
+                <w:i w:val="0"/>
+                <w:color w:val="2C3E50"/>
+                <w:sz w:val="19"/>
+              </w:rPr>
+              <w:t>Capítulo 10.1</w:t>
+            </w:r>
+          </w:p>
+        </w:tc>
+      </w:tr>
+      <w:tr>
+        <w:tc>
+          <w:tcPr>
+            <w:tcW w:type="dxa" w:w="2268"/>
+            <w:shd w:val="clear" w:color="auto" w:fill="F2F3F4"/>
+          </w:tcPr>
+          <w:p>
+            <w:pPr>
+              <w:spacing w:before="60" w:after="60"/>
+              <w:jc w:val="left"/>
+            </w:pPr>
+            <w:r/>
+            <w:r>
+              <w:rPr>
+                <w:rFonts w:ascii="Arial" w:hAnsi="Arial"/>
+                <w:b/>
+                <w:i w:val="0"/>
+                <w:color w:val="2C3E50"/>
+                <w:sz w:val="19"/>
+              </w:rPr>
+              <w:t>Ensaio com método</w:t>
+            </w:r>
+          </w:p>
+        </w:tc>
+        <w:tc>
+          <w:tcPr>
+            <w:tcW w:type="dxa" w:w="4535"/>
+            <w:shd w:val="clear" w:color="auto" w:fill="F2F3F4"/>
+          </w:tcPr>
+          <w:p>
+            <w:pPr>
+              <w:spacing w:before="60" w:after="60"/>
+              <w:jc w:val="left"/>
+            </w:pPr>
+            <w:r/>
+            <w:r>
+              <w:rPr>
+                <w:rFonts w:ascii="Arial" w:hAnsi="Arial"/>
+                <w:b w:val="0"/>
+                <w:i w:val="0"/>
+                <w:color w:val="2C3E50"/>
+                <w:sz w:val="19"/>
+              </w:rPr>
+              <w:t>Liderança por filas, estrutura fixa de ensaio, disputa mensal e treinamento cruzado</w:t>
+            </w:r>
+          </w:p>
+        </w:tc>
+        <w:tc>
+          <w:tcPr>
+            <w:tcW w:type="dxa" w:w="2268"/>
+            <w:shd w:val="clear" w:color="auto" w:fill="F2F3F4"/>
+          </w:tcPr>
+          <w:p>
+            <w:pPr>
+              <w:spacing w:before="60" w:after="60"/>
+              <w:jc w:val="left"/>
+            </w:pPr>
+            <w:r/>
+            <w:r>
+              <w:rPr>
+                <w:rFonts w:ascii="Arial" w:hAnsi="Arial"/>
+                <w:b w:val="0"/>
+                <w:i w:val="0"/>
+                <w:color w:val="2C3E50"/>
+                <w:sz w:val="19"/>
+              </w:rPr>
+              <w:t>Capítulo 9</w:t>
+            </w:r>
+          </w:p>
+        </w:tc>
+      </w:tr>
+      <w:tr>
+        <w:tc>
+          <w:tcPr>
+            <w:tcW w:type="dxa" w:w="2268"/>
+            <w:shd w:val="clear" w:color="auto" w:fill="F2F3F4"/>
+          </w:tcPr>
+          <w:p>
+            <w:pPr>
+              <w:spacing w:before="60" w:after="60"/>
+              <w:jc w:val="left"/>
+            </w:pPr>
+            <w:r/>
+            <w:r>
+              <w:rPr>
+                <w:rFonts w:ascii="Arial" w:hAnsi="Arial"/>
+                <w:b/>
+                <w:i w:val="0"/>
+                <w:color w:val="2C3E50"/>
+                <w:sz w:val="19"/>
+              </w:rPr>
+              <w:t>Prestação de contas em dois níveis</w:t>
+            </w:r>
+          </w:p>
+        </w:tc>
+        <w:tc>
+          <w:tcPr>
+            <w:tcW w:type="dxa" w:w="4535"/>
+            <w:shd w:val="clear" w:color="auto" w:fill="F2F3F4"/>
+          </w:tcPr>
+          <w:p>
+            <w:pPr>
+              <w:spacing w:before="60" w:after="60"/>
+              <w:jc w:val="left"/>
+            </w:pPr>
+            <w:r/>
+            <w:r>
+              <w:rPr>
+                <w:rFonts w:ascii="Arial" w:hAnsi="Arial"/>
+                <w:b w:val="0"/>
+                <w:i w:val="0"/>
+                <w:color w:val="2C3E50"/>
+                <w:sz w:val="19"/>
+              </w:rPr>
+              <w:t>Recurso público detalhado e aberto; arrecadação própria com o total divulgado</w:t>
+            </w:r>
+          </w:p>
+        </w:tc>
+        <w:tc>
+          <w:tcPr>
+            <w:tcW w:type="dxa" w:w="2268"/>
+            <w:shd w:val="clear" w:color="auto" w:fill="F2F3F4"/>
+          </w:tcPr>
+          <w:p>
+            <w:pPr>
+              <w:spacing w:before="60" w:after="60"/>
+              <w:jc w:val="left"/>
+            </w:pPr>
+            <w:r/>
+            <w:r>
+              <w:rPr>
+                <w:rFonts w:ascii="Arial" w:hAnsi="Arial"/>
+                <w:b w:val="0"/>
+                <w:i w:val="0"/>
+                <w:color w:val="2C3E50"/>
+                <w:sz w:val="19"/>
+              </w:rPr>
+              <w:t>Capítulo 8.3</w:t>
+            </w:r>
+          </w:p>
+        </w:tc>
+      </w:tr>
+      <w:tr>
+        <w:tc>
+          <w:tcPr>
+            <w:tcW w:type="dxa" w:w="2268"/>
+            <w:shd w:val="clear" w:color="auto" w:fill="F2F3F4"/>
+          </w:tcPr>
+          <w:p>
+            <w:pPr>
+              <w:spacing w:before="60" w:after="60"/>
+              <w:jc w:val="left"/>
+            </w:pPr>
+            <w:r/>
+            <w:r>
+              <w:rPr>
+                <w:rFonts w:ascii="Arial" w:hAnsi="Arial"/>
+                <w:b/>
+                <w:i w:val="0"/>
+                <w:color w:val="2C3E50"/>
+                <w:sz w:val="19"/>
+              </w:rPr>
+              <w:t>Identidade visual e comunicação</w:t>
+            </w:r>
+          </w:p>
+        </w:tc>
+        <w:tc>
+          <w:tcPr>
+            <w:tcW w:type="dxa" w:w="4535"/>
+            <w:shd w:val="clear" w:color="auto" w:fill="F2F3F4"/>
+          </w:tcPr>
+          <w:p>
+            <w:pPr>
+              <w:spacing w:before="60" w:after="60"/>
+              <w:jc w:val="left"/>
+            </w:pPr>
+            <w:r/>
+            <w:r>
+              <w:rPr>
+                <w:rFonts w:ascii="Arial" w:hAnsi="Arial"/>
+                <w:b w:val="0"/>
+                <w:i w:val="0"/>
+                <w:color w:val="2C3E50"/>
+                <w:sz w:val="19"/>
+              </w:rPr>
+              <w:t>Marca institucional separada da marca do tema, calendário editorial e rotina mínima de publicação</w:t>
+            </w:r>
+          </w:p>
+        </w:tc>
+        <w:tc>
+          <w:tcPr>
+            <w:tcW w:type="dxa" w:w="2268"/>
+            <w:shd w:val="clear" w:color="auto" w:fill="F2F3F4"/>
+          </w:tcPr>
+          <w:p>
+            <w:pPr>
+              <w:spacing w:before="60" w:after="60"/>
+              <w:jc w:val="left"/>
+            </w:pPr>
+            <w:r/>
+            <w:r>
+              <w:rPr>
+                <w:rFonts w:ascii="Arial" w:hAnsi="Arial"/>
+                <w:b w:val="0"/>
+                <w:i w:val="0"/>
+                <w:color w:val="2C3E50"/>
+                <w:sz w:val="19"/>
+              </w:rPr>
+              <w:t>Capítulos 6 e 7</w:t>
+            </w:r>
+          </w:p>
+        </w:tc>
+      </w:tr>
+    </w:tbl>
+    <w:p>
+      <w:pPr>
+        <w:spacing w:after="160"/>
+      </w:pPr>
+    </w:p>
+    <w:p>
+      <w:pPr>
+        <w:pStyle w:val="Heading1"/>
+        <w:spacing w:before="360" w:after="200"/>
+      </w:pPr>
+      <w:r>
+        <w:rPr>
+          <w:rFonts w:ascii="Arial" w:hAnsi="Arial"/>
+          <w:b/>
+          <w:i w:val="0"/>
+          <w:color w:val="922B21"/>
+          <w:sz w:val="32"/>
+        </w:rPr>
+        <w:t>O MAPA DOS DOCUMENTOS</w:t>
+      </w:r>
+    </w:p>
+    <w:p>
+      <w:pPr>
+        <w:spacing w:after="140"/>
+        <w:jc w:val="both"/>
+      </w:pPr>
+      <w:r>
+        <w:rPr>
+          <w:rFonts w:ascii="Arial" w:hAnsi="Arial"/>
+          <w:b w:val="0"/>
+          <w:i w:val="0"/>
+          <w:color w:val="2C3E50"/>
+          <w:sz w:val="22"/>
+        </w:rPr>
+        <w:t>Este plano é o documento guarda-chuva: ele conta a história inteira e aponta para os demais. Nenhum outro documento contradiz este — quando houver divergência, o mais recente vale e os dois são corrigidos.</w:t>
+      </w:r>
+    </w:p>
+    <w:tbl>
+      <w:tblPr>
+        <w:tblW w:type="auto" w:w="0"/>
+        <w:jc w:val="center"/>
+        <w:tblLayout w:type="fixed"/>
+        <w:tblLook w:firstColumn="1" w:firstRow="1" w:lastColumn="0" w:lastRow="0" w:noHBand="0" w:noVBand="1" w:val="04A0"/>
+        <w:tblBorders>
+          <w:top w:val="single" w:sz="4" w:space="0" w:color="7F8C8D"/>
+          <w:left w:val="single" w:sz="4" w:space="0" w:color="7F8C8D"/>
+          <w:bottom w:val="single" w:sz="4" w:space="0" w:color="7F8C8D"/>
+          <w:right w:val="single" w:sz="4" w:space="0" w:color="7F8C8D"/>
+          <w:insideH w:val="single" w:sz="4" w:space="0" w:color="7F8C8D"/>
+          <w:insideV w:val="single" w:sz="4" w:space="0" w:color="7F8C8D"/>
+        </w:tblBorders>
+      </w:tblPr>
+      <w:tblGrid>
+        <w:gridCol w:w="3024"/>
+        <w:gridCol w:w="3024"/>
+        <w:gridCol w:w="3024"/>
+      </w:tblGrid>
+      <w:tr>
+        <w:tc>
+          <w:tcPr>
+            <w:tcW w:type="dxa" w:w="2835"/>
+            <w:shd w:val="clear" w:color="auto" w:fill="922B21"/>
+          </w:tcPr>
+          <w:p>
+            <w:pPr>
+              <w:spacing w:before="60" w:after="60"/>
+              <w:jc w:val="left"/>
+            </w:pPr>
+            <w:r/>
+            <w:r>
+              <w:rPr>
+                <w:rFonts w:ascii="Arial" w:hAnsi="Arial"/>
+                <w:b/>
+                <w:i w:val="0"/>
+                <w:color w:val="FFFFFF"/>
+                <w:sz w:val="19"/>
+              </w:rPr>
+              <w:t>Documento</w:t>
+            </w:r>
+          </w:p>
+        </w:tc>
+        <w:tc>
+          <w:tcPr>
+            <w:tcW w:type="dxa" w:w="4535"/>
+            <w:shd w:val="clear" w:color="auto" w:fill="922B21"/>
+          </w:tcPr>
+          <w:p>
+            <w:pPr>
+              <w:spacing w:before="60" w:after="60"/>
+              <w:jc w:val="left"/>
+            </w:pPr>
+            <w:r/>
+            <w:r>
+              <w:rPr>
+                <w:rFonts w:ascii="Arial" w:hAnsi="Arial"/>
+                <w:b/>
+                <w:i w:val="0"/>
+                <w:color w:val="FFFFFF"/>
+                <w:sz w:val="19"/>
+              </w:rPr>
+              <w:t>Para que serve</w:t>
+            </w:r>
+          </w:p>
+        </w:tc>
+        <w:tc>
+          <w:tcPr>
+            <w:tcW w:type="dxa" w:w="1701"/>
+            <w:shd w:val="clear" w:color="auto" w:fill="922B21"/>
+          </w:tcPr>
+          <w:p>
+            <w:pPr>
+              <w:spacing w:before="60" w:after="60"/>
+              <w:jc w:val="left"/>
+            </w:pPr>
+            <w:r/>
+            <w:r>
+              <w:rPr>
+                <w:rFonts w:ascii="Arial" w:hAnsi="Arial"/>
+                <w:b/>
+                <w:i w:val="0"/>
+                <w:color w:val="FFFFFF"/>
+                <w:sz w:val="19"/>
+              </w:rPr>
+              <w:t>Público</w:t>
+            </w:r>
+          </w:p>
+        </w:tc>
+      </w:tr>
+      <w:tr>
+        <w:tc>
+          <w:tcPr>
+            <w:tcW w:type="dxa" w:w="2835"/>
+            <w:shd w:val="clear" w:color="auto" w:fill="F2F3F4"/>
+          </w:tcPr>
+          <w:p>
+            <w:pPr>
+              <w:spacing w:before="60" w:after="60"/>
+              <w:jc w:val="left"/>
+            </w:pPr>
+            <w:r/>
+            <w:r>
+              <w:rPr>
+                <w:rFonts w:ascii="Arial" w:hAnsi="Arial"/>
+                <w:b/>
+                <w:i w:val="0"/>
+                <w:color w:val="2C3E50"/>
+                <w:sz w:val="19"/>
+              </w:rPr>
+              <w:t>Plano de Reestruturação (este)</w:t>
+            </w:r>
+          </w:p>
+        </w:tc>
+        <w:tc>
+          <w:tcPr>
+            <w:tcW w:type="dxa" w:w="4535"/>
+            <w:shd w:val="clear" w:color="auto" w:fill="F2F3F4"/>
+          </w:tcPr>
+          <w:p>
+            <w:pPr>
+              <w:spacing w:before="60" w:after="60"/>
+              <w:jc w:val="left"/>
+            </w:pPr>
+            <w:r/>
+            <w:r>
+              <w:rPr>
+                <w:rFonts w:ascii="Arial" w:hAnsi="Arial"/>
+                <w:b w:val="0"/>
+                <w:i w:val="0"/>
+                <w:color w:val="2C3E50"/>
+                <w:sz w:val="19"/>
+              </w:rPr>
+              <w:t>A visão completa da temporada 2027</w:t>
+            </w:r>
+          </w:p>
+        </w:tc>
+        <w:tc>
+          <w:tcPr>
+            <w:tcW w:type="dxa" w:w="1701"/>
+            <w:shd w:val="clear" w:color="auto" w:fill="F2F3F4"/>
+          </w:tcPr>
+          <w:p>
+            <w:pPr>
+              <w:spacing w:before="60" w:after="60"/>
+              <w:jc w:val="left"/>
+            </w:pPr>
+            <w:r/>
+            <w:r>
+              <w:rPr>
+                <w:rFonts w:ascii="Arial" w:hAnsi="Arial"/>
+                <w:b w:val="0"/>
+                <w:i w:val="0"/>
+                <w:color w:val="2C3E50"/>
+                <w:sz w:val="19"/>
+              </w:rPr>
+              <w:t>Coordenação</w:t>
+            </w:r>
+          </w:p>
+        </w:tc>
+      </w:tr>
+      <w:tr>
+        <w:tc>
+          <w:tcPr>
+            <w:tcW w:type="dxa" w:w="2835"/>
+            <w:shd w:val="clear" w:color="auto" w:fill="F2F3F4"/>
+          </w:tcPr>
+          <w:p>
+            <w:pPr>
+              <w:spacing w:before="60" w:after="60"/>
+              <w:jc w:val="left"/>
+            </w:pPr>
+            <w:r/>
+            <w:r>
+              <w:rPr>
+                <w:rFonts w:ascii="Arial" w:hAnsi="Arial"/>
+                <w:b/>
+                <w:i w:val="0"/>
+                <w:color w:val="2C3E50"/>
+                <w:sz w:val="19"/>
+              </w:rPr>
+              <w:t>Organograma</w:t>
+            </w:r>
+          </w:p>
+        </w:tc>
+        <w:tc>
+          <w:tcPr>
+            <w:tcW w:type="dxa" w:w="4535"/>
+            <w:shd w:val="clear" w:color="auto" w:fill="F2F3F4"/>
+          </w:tcPr>
+          <w:p>
+            <w:pPr>
+              <w:spacing w:before="60" w:after="60"/>
+              <w:jc w:val="left"/>
+            </w:pPr>
+            <w:r/>
+            <w:r>
+              <w:rPr>
+                <w:rFonts w:ascii="Arial" w:hAnsi="Arial"/>
+                <w:b w:val="0"/>
+                <w:i w:val="0"/>
+                <w:color w:val="2C3E50"/>
+                <w:sz w:val="19"/>
+              </w:rPr>
+              <w:t>Quem faz o quê, o ano todo e no dia do espetáculo</w:t>
+            </w:r>
+          </w:p>
+        </w:tc>
+        <w:tc>
+          <w:tcPr>
+            <w:tcW w:type="dxa" w:w="1701"/>
+            <w:shd w:val="clear" w:color="auto" w:fill="F2F3F4"/>
+          </w:tcPr>
+          <w:p>
+            <w:pPr>
+              <w:spacing w:before="60" w:after="60"/>
+              <w:jc w:val="left"/>
+            </w:pPr>
+            <w:r/>
+            <w:r>
+              <w:rPr>
+                <w:rFonts w:ascii="Arial" w:hAnsi="Arial"/>
+                <w:b w:val="0"/>
+                <w:i w:val="0"/>
+                <w:color w:val="2C3E50"/>
+                <w:sz w:val="19"/>
+              </w:rPr>
+              <w:t>Coordenação e responsáveis</w:t>
+            </w:r>
+          </w:p>
+        </w:tc>
+      </w:tr>
+      <w:tr>
+        <w:tc>
+          <w:tcPr>
+            <w:tcW w:type="dxa" w:w="2835"/>
+            <w:shd w:val="clear" w:color="auto" w:fill="F2F3F4"/>
+          </w:tcPr>
+          <w:p>
+            <w:pPr>
+              <w:spacing w:before="60" w:after="60"/>
+              <w:jc w:val="left"/>
+            </w:pPr>
+            <w:r/>
+            <w:r>
+              <w:rPr>
+                <w:rFonts w:ascii="Arial" w:hAnsi="Arial"/>
+                <w:b/>
+                <w:i w:val="0"/>
+                <w:color w:val="2C3E50"/>
+                <w:sz w:val="19"/>
+              </w:rPr>
+              <w:t>Contratos (Termo do Brincante e do Item)</w:t>
+            </w:r>
+          </w:p>
+        </w:tc>
+        <w:tc>
+          <w:tcPr>
+            <w:tcW w:type="dxa" w:w="4535"/>
+            <w:shd w:val="clear" w:color="auto" w:fill="F2F3F4"/>
+          </w:tcPr>
+          <w:p>
+            <w:pPr>
+              <w:spacing w:before="60" w:after="60"/>
+              <w:jc w:val="left"/>
+            </w:pPr>
+            <w:r/>
+            <w:r>
+              <w:rPr>
+                <w:rFonts w:ascii="Arial" w:hAnsi="Arial"/>
+                <w:b w:val="0"/>
+                <w:i w:val="0"/>
+                <w:color w:val="2C3E50"/>
+                <w:sz w:val="19"/>
+              </w:rPr>
+              <w:t>O instrumento que se assina</w:t>
+            </w:r>
+          </w:p>
+        </w:tc>
+        <w:tc>
+          <w:tcPr>
+            <w:tcW w:type="dxa" w:w="1701"/>
+            <w:shd w:val="clear" w:color="auto" w:fill="F2F3F4"/>
+          </w:tcPr>
+          <w:p>
+            <w:pPr>
+              <w:spacing w:before="60" w:after="60"/>
+              <w:jc w:val="left"/>
+            </w:pPr>
+            <w:r/>
+            <w:r>
+              <w:rPr>
+                <w:rFonts w:ascii="Arial" w:hAnsi="Arial"/>
+                <w:b w:val="0"/>
+                <w:i w:val="0"/>
+                <w:color w:val="2C3E50"/>
+                <w:sz w:val="19"/>
+              </w:rPr>
+              <w:t>Brincantes e responsáveis</w:t>
+            </w:r>
+          </w:p>
+        </w:tc>
+      </w:tr>
+      <w:tr>
+        <w:tc>
+          <w:tcPr>
+            <w:tcW w:type="dxa" w:w="2835"/>
+            <w:shd w:val="clear" w:color="auto" w:fill="F2F3F4"/>
+          </w:tcPr>
+          <w:p>
+            <w:pPr>
+              <w:spacing w:before="60" w:after="60"/>
+              <w:jc w:val="left"/>
+            </w:pPr>
+            <w:r/>
+            <w:r>
+              <w:rPr>
+                <w:rFonts w:ascii="Arial" w:hAnsi="Arial"/>
+                <w:b/>
+                <w:i w:val="0"/>
+                <w:color w:val="2C3E50"/>
+                <w:sz w:val="19"/>
+              </w:rPr>
+              <w:t>Guia do Contrato e da Bonificação</w:t>
+            </w:r>
+          </w:p>
+        </w:tc>
+        <w:tc>
+          <w:tcPr>
+            <w:tcW w:type="dxa" w:w="4535"/>
+            <w:shd w:val="clear" w:color="auto" w:fill="F2F3F4"/>
+          </w:tcPr>
+          <w:p>
+            <w:pPr>
+              <w:spacing w:before="60" w:after="60"/>
+              <w:jc w:val="left"/>
+            </w:pPr>
+            <w:r/>
+            <w:r>
+              <w:rPr>
+                <w:rFonts w:ascii="Arial" w:hAnsi="Arial"/>
+                <w:b w:val="0"/>
+                <w:i w:val="0"/>
+                <w:color w:val="2C3E50"/>
+                <w:sz w:val="19"/>
+              </w:rPr>
+              <w:t>Por que o contrato existe, o que protege e como a bonificação funciona no sistema</w:t>
+            </w:r>
+          </w:p>
+        </w:tc>
+        <w:tc>
+          <w:tcPr>
+            <w:tcW w:type="dxa" w:w="1701"/>
+            <w:shd w:val="clear" w:color="auto" w:fill="F2F3F4"/>
+          </w:tcPr>
+          <w:p>
+            <w:pPr>
+              <w:spacing w:before="60" w:after="60"/>
+              <w:jc w:val="left"/>
+            </w:pPr>
+            <w:r/>
+            <w:r>
+              <w:rPr>
+                <w:rFonts w:ascii="Arial" w:hAnsi="Arial"/>
+                <w:b w:val="0"/>
+                <w:i w:val="0"/>
+                <w:color w:val="2C3E50"/>
+                <w:sz w:val="19"/>
+              </w:rPr>
+              <w:t>Coordenação e brincantes</w:t>
+            </w:r>
+          </w:p>
+        </w:tc>
+      </w:tr>
+      <w:tr>
+        <w:tc>
+          <w:tcPr>
+            <w:tcW w:type="dxa" w:w="2835"/>
+            <w:shd w:val="clear" w:color="auto" w:fill="F2F3F4"/>
+          </w:tcPr>
+          <w:p>
+            <w:pPr>
+              <w:spacing w:before="60" w:after="60"/>
+              <w:jc w:val="left"/>
+            </w:pPr>
+            <w:r/>
+            <w:r>
+              <w:rPr>
+                <w:rFonts w:ascii="Arial" w:hAnsi="Arial"/>
+                <w:b/>
+                <w:i w:val="0"/>
+                <w:color w:val="2C3E50"/>
+                <w:sz w:val="19"/>
+              </w:rPr>
+              <w:t>Programa Sócio Torcedor — Plano de Implementação</w:t>
+            </w:r>
+          </w:p>
+        </w:tc>
+        <w:tc>
+          <w:tcPr>
+            <w:tcW w:type="dxa" w:w="4535"/>
+            <w:shd w:val="clear" w:color="auto" w:fill="F2F3F4"/>
+          </w:tcPr>
+          <w:p>
+            <w:pPr>
+              <w:spacing w:before="60" w:after="60"/>
+              <w:jc w:val="left"/>
+            </w:pPr>
+            <w:r/>
+            <w:r>
+              <w:rPr>
+                <w:rFonts w:ascii="Arial" w:hAnsi="Arial"/>
+                <w:b w:val="0"/>
+                <w:i w:val="0"/>
+                <w:color w:val="2C3E50"/>
+                <w:sz w:val="19"/>
+              </w:rPr>
+              <w:t>Como o programa opera por dentro: papéis, metas, regras e sistema</w:t>
+            </w:r>
+          </w:p>
+        </w:tc>
+        <w:tc>
+          <w:tcPr>
+            <w:tcW w:type="dxa" w:w="1701"/>
+            <w:shd w:val="clear" w:color="auto" w:fill="F2F3F4"/>
+          </w:tcPr>
+          <w:p>
+            <w:pPr>
+              <w:spacing w:before="60" w:after="60"/>
+              <w:jc w:val="left"/>
+            </w:pPr>
+            <w:r/>
+            <w:r>
+              <w:rPr>
+                <w:rFonts w:ascii="Arial" w:hAnsi="Arial"/>
+                <w:b w:val="0"/>
+                <w:i w:val="0"/>
+                <w:color w:val="2C3E50"/>
+                <w:sz w:val="19"/>
+              </w:rPr>
+              <w:t>Coordenação</w:t>
+            </w:r>
+          </w:p>
+        </w:tc>
+      </w:tr>
+      <w:tr>
+        <w:tc>
+          <w:tcPr>
+            <w:tcW w:type="dxa" w:w="2835"/>
+            <w:shd w:val="clear" w:color="auto" w:fill="F2F3F4"/>
+          </w:tcPr>
+          <w:p>
+            <w:pPr>
+              <w:spacing w:before="60" w:after="60"/>
+              <w:jc w:val="left"/>
+            </w:pPr>
+            <w:r/>
+            <w:r>
+              <w:rPr>
+                <w:rFonts w:ascii="Arial" w:hAnsi="Arial"/>
+                <w:b/>
+                <w:i w:val="0"/>
+                <w:color w:val="2C3E50"/>
+                <w:sz w:val="19"/>
+              </w:rPr>
+              <w:t>Programa Sócio Torcedor (divulgação)</w:t>
+            </w:r>
+          </w:p>
+        </w:tc>
+        <w:tc>
+          <w:tcPr>
+            <w:tcW w:type="dxa" w:w="4535"/>
+            <w:shd w:val="clear" w:color="auto" w:fill="F2F3F4"/>
+          </w:tcPr>
+          <w:p>
+            <w:pPr>
+              <w:spacing w:before="60" w:after="60"/>
+              <w:jc w:val="left"/>
+            </w:pPr>
+            <w:r/>
+            <w:r>
+              <w:rPr>
+                <w:rFonts w:ascii="Arial" w:hAnsi="Arial"/>
+                <w:b w:val="0"/>
+                <w:i w:val="0"/>
+                <w:color w:val="2C3E50"/>
+                <w:sz w:val="19"/>
+              </w:rPr>
+              <w:t>A peça de convite à torcida</w:t>
+            </w:r>
+          </w:p>
+        </w:tc>
+        <w:tc>
+          <w:tcPr>
+            <w:tcW w:type="dxa" w:w="1701"/>
+            <w:shd w:val="clear" w:color="auto" w:fill="F2F3F4"/>
+          </w:tcPr>
+          <w:p>
+            <w:pPr>
+              <w:spacing w:before="60" w:after="60"/>
+              <w:jc w:val="left"/>
+            </w:pPr>
+            <w:r/>
+            <w:r>
+              <w:rPr>
+                <w:rFonts w:ascii="Arial" w:hAnsi="Arial"/>
+                <w:b w:val="0"/>
+                <w:i w:val="0"/>
+                <w:color w:val="2C3E50"/>
+                <w:sz w:val="19"/>
+              </w:rPr>
+              <w:t>Público</w:t>
+            </w:r>
+          </w:p>
+        </w:tc>
+      </w:tr>
+      <w:tr>
+        <w:tc>
+          <w:tcPr>
+            <w:tcW w:type="dxa" w:w="2835"/>
+            <w:shd w:val="clear" w:color="auto" w:fill="F2F3F4"/>
+          </w:tcPr>
+          <w:p>
+            <w:pPr>
+              <w:spacing w:before="60" w:after="60"/>
+              <w:jc w:val="left"/>
+            </w:pPr>
+            <w:r/>
+            <w:r>
+              <w:rPr>
+                <w:rFonts w:ascii="Arial" w:hAnsi="Arial"/>
+                <w:b/>
+                <w:i w:val="0"/>
+                <w:color w:val="2C3E50"/>
+                <w:sz w:val="19"/>
+              </w:rPr>
+              <w:t>Arraial de Lançamento — Plano do Evento</w:t>
+            </w:r>
+          </w:p>
+        </w:tc>
+        <w:tc>
+          <w:tcPr>
+            <w:tcW w:type="dxa" w:w="4535"/>
+            <w:shd w:val="clear" w:color="auto" w:fill="F2F3F4"/>
+          </w:tcPr>
+          <w:p>
+            <w:pPr>
+              <w:spacing w:before="60" w:after="60"/>
+              <w:jc w:val="left"/>
+            </w:pPr>
+            <w:r/>
+            <w:r>
+              <w:rPr>
+                <w:rFonts w:ascii="Arial" w:hAnsi="Arial"/>
+                <w:b w:val="0"/>
+                <w:i w:val="0"/>
+                <w:color w:val="2C3E50"/>
+                <w:sz w:val="19"/>
+              </w:rPr>
+              <w:t>Produção do evento de abertura</w:t>
+            </w:r>
+          </w:p>
+        </w:tc>
+        <w:tc>
+          <w:tcPr>
+            <w:tcW w:type="dxa" w:w="1701"/>
+            <w:shd w:val="clear" w:color="auto" w:fill="F2F3F4"/>
+          </w:tcPr>
+          <w:p>
+            <w:pPr>
+              <w:spacing w:before="60" w:after="60"/>
+              <w:jc w:val="left"/>
+            </w:pPr>
+            <w:r/>
+            <w:r>
+              <w:rPr>
+                <w:rFonts w:ascii="Arial" w:hAnsi="Arial"/>
+                <w:b w:val="0"/>
+                <w:i w:val="0"/>
+                <w:color w:val="2C3E50"/>
+                <w:sz w:val="19"/>
+              </w:rPr>
+              <w:t>Coordenação</w:t>
+            </w:r>
+          </w:p>
+        </w:tc>
+      </w:tr>
+      <w:tr>
+        <w:tc>
+          <w:tcPr>
+            <w:tcW w:type="dxa" w:w="2835"/>
+            <w:shd w:val="clear" w:color="auto" w:fill="F2F3F4"/>
+          </w:tcPr>
+          <w:p>
+            <w:pPr>
+              <w:spacing w:before="60" w:after="60"/>
+              <w:jc w:val="left"/>
+            </w:pPr>
+            <w:r/>
+            <w:r>
+              <w:rPr>
+                <w:rFonts w:ascii="Arial" w:hAnsi="Arial"/>
+                <w:b/>
+                <w:i w:val="0"/>
+                <w:color w:val="2C3E50"/>
+                <w:sz w:val="19"/>
+              </w:rPr>
+              <w:t>Arraial da Explosão — Plano do Evento</w:t>
+            </w:r>
+          </w:p>
+        </w:tc>
+        <w:tc>
+          <w:tcPr>
+            <w:tcW w:type="dxa" w:w="4535"/>
+            <w:shd w:val="clear" w:color="auto" w:fill="F2F3F4"/>
+          </w:tcPr>
+          <w:p>
+            <w:pPr>
+              <w:spacing w:before="60" w:after="60"/>
+              <w:jc w:val="left"/>
+            </w:pPr>
+            <w:r/>
+            <w:r>
+              <w:rPr>
+                <w:rFonts w:ascii="Arial" w:hAnsi="Arial"/>
+                <w:b w:val="0"/>
+                <w:i w:val="0"/>
+                <w:color w:val="2C3E50"/>
+                <w:sz w:val="19"/>
+              </w:rPr>
+              <w:t>Projeto da festa própria da quadrilha</w:t>
+            </w:r>
+          </w:p>
+        </w:tc>
+        <w:tc>
+          <w:tcPr>
+            <w:tcW w:type="dxa" w:w="1701"/>
+            <w:shd w:val="clear" w:color="auto" w:fill="F2F3F4"/>
+          </w:tcPr>
+          <w:p>
+            <w:pPr>
+              <w:spacing w:before="60" w:after="60"/>
+              <w:jc w:val="left"/>
+            </w:pPr>
+            <w:r/>
+            <w:r>
+              <w:rPr>
+                <w:rFonts w:ascii="Arial" w:hAnsi="Arial"/>
+                <w:b w:val="0"/>
+                <w:i w:val="0"/>
+                <w:color w:val="2C3E50"/>
+                <w:sz w:val="19"/>
+              </w:rPr>
+              <w:t>Coordenação e Prefeitura</w:t>
+            </w:r>
+          </w:p>
+        </w:tc>
+      </w:tr>
+      <w:tr>
+        <w:tc>
+          <w:tcPr>
+            <w:tcW w:type="dxa" w:w="2835"/>
+            <w:shd w:val="clear" w:color="auto" w:fill="F2F3F4"/>
+          </w:tcPr>
+          <w:p>
+            <w:pPr>
+              <w:spacing w:before="60" w:after="60"/>
+              <w:jc w:val="left"/>
+            </w:pPr>
+            <w:r/>
+            <w:r>
+              <w:rPr>
+                <w:rFonts w:ascii="Arial" w:hAnsi="Arial"/>
+                <w:b/>
+                <w:i w:val="0"/>
+                <w:color w:val="2C3E50"/>
+                <w:sz w:val="19"/>
+              </w:rPr>
+              <w:t>Projetos de Arrecadação</w:t>
+            </w:r>
+          </w:p>
+        </w:tc>
+        <w:tc>
+          <w:tcPr>
+            <w:tcW w:type="dxa" w:w="4535"/>
+            <w:shd w:val="clear" w:color="auto" w:fill="F2F3F4"/>
+          </w:tcPr>
+          <w:p>
+            <w:pPr>
+              <w:spacing w:before="60" w:after="60"/>
+              <w:jc w:val="left"/>
+            </w:pPr>
+            <w:r/>
+            <w:r>
+              <w:rPr>
+                <w:rFonts w:ascii="Arial" w:hAnsi="Arial"/>
+                <w:b w:val="0"/>
+                <w:i w:val="0"/>
+                <w:color w:val="2C3E50"/>
+                <w:sz w:val="19"/>
+              </w:rPr>
+              <w:t>O portfólio de projetos de reserva</w:t>
+            </w:r>
+          </w:p>
+        </w:tc>
+        <w:tc>
+          <w:tcPr>
+            <w:tcW w:type="dxa" w:w="1701"/>
+            <w:shd w:val="clear" w:color="auto" w:fill="F2F3F4"/>
+          </w:tcPr>
+          <w:p>
+            <w:pPr>
+              <w:spacing w:before="60" w:after="60"/>
+              <w:jc w:val="left"/>
+            </w:pPr>
+            <w:r/>
+            <w:r>
+              <w:rPr>
+                <w:rFonts w:ascii="Arial" w:hAnsi="Arial"/>
+                <w:b w:val="0"/>
+                <w:i w:val="0"/>
+                <w:color w:val="2C3E50"/>
+                <w:sz w:val="19"/>
+              </w:rPr>
+              <w:t>Coordenação</w:t>
+            </w:r>
+          </w:p>
+        </w:tc>
+      </w:tr>
+      <w:tr>
+        <w:tc>
+          <w:tcPr>
+            <w:tcW w:type="dxa" w:w="2835"/>
+            <w:shd w:val="clear" w:color="auto" w:fill="F2F3F4"/>
+          </w:tcPr>
+          <w:p>
+            <w:pPr>
+              <w:spacing w:before="60" w:after="60"/>
+              <w:jc w:val="left"/>
+            </w:pPr>
+            <w:r/>
+            <w:r>
+              <w:rPr>
+                <w:rFonts w:ascii="Arial" w:hAnsi="Arial"/>
+                <w:b/>
+                <w:i w:val="0"/>
+                <w:color w:val="2C3E50"/>
+                <w:sz w:val="19"/>
+              </w:rPr>
+              <w:t>Kit Parceiro</w:t>
+            </w:r>
+          </w:p>
+        </w:tc>
+        <w:tc>
+          <w:tcPr>
+            <w:tcW w:type="dxa" w:w="4535"/>
+            <w:shd w:val="clear" w:color="auto" w:fill="F2F3F4"/>
+          </w:tcPr>
+          <w:p>
+            <w:pPr>
+              <w:spacing w:before="60" w:after="60"/>
+              <w:jc w:val="left"/>
+            </w:pPr>
+            <w:r/>
+            <w:r>
+              <w:rPr>
+                <w:rFonts w:ascii="Arial" w:hAnsi="Arial"/>
+                <w:b w:val="0"/>
+                <w:i w:val="0"/>
+                <w:color w:val="2C3E50"/>
+                <w:sz w:val="19"/>
+              </w:rPr>
+              <w:t>Cotas, contrapartidas e ações com o comércio</w:t>
+            </w:r>
+          </w:p>
+        </w:tc>
+        <w:tc>
+          <w:tcPr>
+            <w:tcW w:type="dxa" w:w="1701"/>
+            <w:shd w:val="clear" w:color="auto" w:fill="F2F3F4"/>
+          </w:tcPr>
+          <w:p>
+            <w:pPr>
+              <w:spacing w:before="60" w:after="60"/>
+              <w:jc w:val="left"/>
+            </w:pPr>
+            <w:r/>
+            <w:r>
+              <w:rPr>
+                <w:rFonts w:ascii="Arial" w:hAnsi="Arial"/>
+                <w:b w:val="0"/>
+                <w:i w:val="0"/>
+                <w:color w:val="2C3E50"/>
+                <w:sz w:val="19"/>
+              </w:rPr>
+              <w:t>Empresas e parceiros</w:t>
+            </w:r>
+          </w:p>
+        </w:tc>
+      </w:tr>
+    </w:tbl>
+    <w:p>
+      <w:pPr>
+        <w:spacing w:after="160"/>
+      </w:pPr>
     </w:p>
     <w:p>
       <w:r>
@@ -1962,6 +3862,68 @@
         <w:spacing w:after="120"/>
       </w:pPr>
     </w:p>
+    <w:tbl>
+      <w:tblPr>
+        <w:tblW w:type="auto" w:w="0"/>
+        <w:tblLook w:firstColumn="1" w:firstRow="1" w:lastColumn="0" w:lastRow="0" w:noHBand="0" w:noVBand="1" w:val="04A0"/>
+        <w:tblBorders>
+          <w:top w:val="single" w:sz="4" w:space="0" w:color="922B21"/>
+          <w:left w:val="single" w:sz="4" w:space="0" w:color="922B21"/>
+          <w:bottom w:val="single" w:sz="4" w:space="0" w:color="922B21"/>
+          <w:right w:val="single" w:sz="4" w:space="0" w:color="922B21"/>
+          <w:insideH w:val="single" w:sz="4" w:space="0" w:color="922B21"/>
+          <w:insideV w:val="single" w:sz="4" w:space="0" w:color="922B21"/>
+        </w:tblBorders>
+      </w:tblPr>
+      <w:tblGrid>
+        <w:gridCol w:w="9072"/>
+      </w:tblGrid>
+      <w:tr>
+        <w:tc>
+          <w:tcPr>
+            <w:tcW w:type="dxa" w:w="9072"/>
+            <w:shd w:val="clear" w:color="auto" w:fill="F2F3F4"/>
+          </w:tcPr>
+          <w:p>
+            <w:pPr>
+              <w:spacing w:before="100" w:after="40"/>
+            </w:pPr>
+            <w:r/>
+            <w:r>
+              <w:rPr>
+                <w:rFonts w:ascii="Arial" w:hAnsi="Arial"/>
+                <w:b/>
+                <w:i w:val="0"/>
+                <w:color w:val="922B21"/>
+                <w:sz w:val="22"/>
+              </w:rPr>
+              <w:t>O organograma é o coração desta reestruturação</w:t>
+            </w:r>
+          </w:p>
+          <w:p>
+            <w:pPr>
+              <w:spacing w:after="120"/>
+              <w:jc w:val="both"/>
+            </w:pPr>
+            <w:r>
+              <w:rPr>
+                <w:rFonts w:ascii="Arial" w:hAnsi="Arial"/>
+                <w:b w:val="0"/>
+                <w:i w:val="0"/>
+                <w:color w:val="2C3E50"/>
+                <w:sz w:val="21"/>
+              </w:rPr>
+              <w:t>É a partir dele que a Diretoria se organiza, que os papéis são distribuídos e que cada pessoa passa a saber o que se espera dela. Ele existe para acabar com o acúmulo de função — quando alguém concentra três frentes, o grupo trava quando essa pessoa falta — e para responder à pergunta mais prática de todas: de quem se cobra cada coisa. O documento “Organograma – Explosão Junina” traz a estrutura completa, com o quadro de nomeação a ser preenchido na reunião da Diretoria.</w:t>
+            </w:r>
+          </w:p>
+        </w:tc>
+      </w:tr>
+    </w:tbl>
+    <w:p>
+      <w:pPr>
+        <w:spacing w:after="120"/>
+      </w:pPr>
+    </w:p>
     <w:p>
       <w:pPr>
         <w:pStyle w:val="Heading2"/>
@@ -8550,6 +10512,58 @@
       </w:r>
     </w:p>
     <w:p>
+      <w:pPr>
+        <w:pStyle w:val="ListBullet"/>
+        <w:spacing w:after="80"/>
+      </w:pPr>
+      <w:r>
+        <w:rPr>
+          <w:rFonts w:ascii="Arial" w:hAnsi="Arial"/>
+          <w:b/>
+          <w:i w:val="0"/>
+          <w:color w:val="2C3E50"/>
+          <w:sz w:val="22"/>
+        </w:rPr>
+        <w:t xml:space="preserve">Guia de leitura: </w:t>
+      </w:r>
+      <w:r>
+        <w:rPr>
+          <w:rFonts w:ascii="Arial" w:hAnsi="Arial"/>
+          <w:b w:val="0"/>
+          <w:i w:val="0"/>
+          <w:color w:val="2C3E50"/>
+          <w:sz w:val="22"/>
+        </w:rPr>
+        <w:t>o documento “Contrato e Bonificação — Guia Explicativo” explica, em linguagem simples, por que o contrato existe, o que ele protege, qual é o valor jurídico de cada cláusula e como o Programa de Bonificação funciona dentro do sistema. É o material da reunião de assinatura.</w:t>
+      </w:r>
+    </w:p>
+    <w:p>
+      <w:pPr>
+        <w:pStyle w:val="ListBullet"/>
+        <w:spacing w:after="80"/>
+      </w:pPr>
+      <w:r>
+        <w:rPr>
+          <w:rFonts w:ascii="Arial" w:hAnsi="Arial"/>
+          <w:b/>
+          <w:i w:val="0"/>
+          <w:color w:val="2C3E50"/>
+          <w:sz w:val="22"/>
+        </w:rPr>
+        <w:t xml:space="preserve">Por que isso importa juridicamente: </w:t>
+      </w:r>
+      <w:r>
+        <w:rPr>
+          <w:rFonts w:ascii="Arial" w:hAnsi="Arial"/>
+          <w:b w:val="0"/>
+          <w:i w:val="0"/>
+          <w:color w:val="2C3E50"/>
+          <w:sz w:val="22"/>
+        </w:rPr>
+        <w:t>o Termo afasta expressamente o vínculo empregatício, autoriza o uso de imagem, cobre a participação de menores de idade com os anexos do responsável e garante direito de defesa antes de qualquer sanção.</w:t>
+      </w:r>
+    </w:p>
+    <w:p>
       <w:r>
         <w:br w:type="page"/>
       </w:r>
@@ -9907,6 +11921,54 @@
                 <w:color w:val="2C3E50"/>
                 <w:sz w:val="20"/>
               </w:rPr>
+              <w:t>Missão de captação de sócios</w:t>
+            </w:r>
+          </w:p>
+        </w:tc>
+        <w:tc>
+          <w:tcPr>
+            <w:tcW w:type="dxa" w:w="6520"/>
+            <w:shd w:val="clear" w:color="auto" w:fill="F2F3F4"/>
+          </w:tcPr>
+          <w:p>
+            <w:pPr>
+              <w:spacing w:before="60" w:after="60"/>
+              <w:jc w:val="left"/>
+            </w:pPr>
+            <w:r/>
+            <w:r>
+              <w:rPr>
+                <w:rFonts w:ascii="Arial" w:hAnsi="Arial"/>
+                <w:b w:val="0"/>
+                <w:i w:val="0"/>
+                <w:color w:val="2C3E50"/>
+                <w:sz w:val="20"/>
+              </w:rPr>
+              <w:t>O brincante declara quem trouxe para o Programa Sócio Torcedor e a coordenação confirma. Vale desempenho e troféu — nunca dinheiro: não entra na frequência, no ranking nem na bonificação, e por isso não toca o contrato</w:t>
+            </w:r>
+          </w:p>
+        </w:tc>
+      </w:tr>
+      <w:tr>
+        <w:tc>
+          <w:tcPr>
+            <w:tcW w:type="dxa" w:w="2551"/>
+            <w:shd w:val="clear" w:color="auto" w:fill="F2F3F4"/>
+          </w:tcPr>
+          <w:p>
+            <w:pPr>
+              <w:spacing w:before="60" w:after="60"/>
+              <w:jc w:val="left"/>
+            </w:pPr>
+            <w:r/>
+            <w:r>
+              <w:rPr>
+                <w:rFonts w:ascii="Arial" w:hAnsi="Arial"/>
+                <w:b/>
+                <w:i w:val="0"/>
+                <w:color w:val="2C3E50"/>
+                <w:sz w:val="20"/>
+              </w:rPr>
               <w:t>Configurações e logs</w:t>
             </w:r>
           </w:p>
@@ -9939,6 +12001,68 @@
     <w:p>
       <w:pPr>
         <w:spacing w:after="160"/>
+      </w:pPr>
+    </w:p>
+    <w:tbl>
+      <w:tblPr>
+        <w:tblW w:type="auto" w:w="0"/>
+        <w:tblLook w:firstColumn="1" w:firstRow="1" w:lastColumn="0" w:lastRow="0" w:noHBand="0" w:noVBand="1" w:val="04A0"/>
+        <w:tblBorders>
+          <w:top w:val="single" w:sz="4" w:space="0" w:color="2980B9"/>
+          <w:left w:val="single" w:sz="4" w:space="0" w:color="2980B9"/>
+          <w:bottom w:val="single" w:sz="4" w:space="0" w:color="2980B9"/>
+          <w:right w:val="single" w:sz="4" w:space="0" w:color="2980B9"/>
+          <w:insideH w:val="single" w:sz="4" w:space="0" w:color="2980B9"/>
+          <w:insideV w:val="single" w:sz="4" w:space="0" w:color="2980B9"/>
+        </w:tblBorders>
+      </w:tblPr>
+      <w:tblGrid>
+        <w:gridCol w:w="9072"/>
+      </w:tblGrid>
+      <w:tr>
+        <w:tc>
+          <w:tcPr>
+            <w:tcW w:type="dxa" w:w="9072"/>
+            <w:shd w:val="clear" w:color="auto" w:fill="F2F3F4"/>
+          </w:tcPr>
+          <w:p>
+            <w:pPr>
+              <w:spacing w:before="100" w:after="40"/>
+            </w:pPr>
+            <w:r/>
+            <w:r>
+              <w:rPr>
+                <w:rFonts w:ascii="Arial" w:hAnsi="Arial"/>
+                <w:b/>
+                <w:i w:val="0"/>
+                <w:color w:val="2980B9"/>
+                <w:sz w:val="22"/>
+              </w:rPr>
+              <w:t>O que não está no sistema não aconteceu</w:t>
+            </w:r>
+          </w:p>
+          <w:p>
+            <w:pPr>
+              <w:spacing w:after="120"/>
+              <w:jc w:val="both"/>
+            </w:pPr>
+            <w:r>
+              <w:rPr>
+                <w:rFonts w:ascii="Arial" w:hAnsi="Arial"/>
+                <w:b w:val="0"/>
+                <w:i w:val="0"/>
+                <w:color w:val="2C3E50"/>
+                <w:sz w:val="21"/>
+              </w:rPr>
+              <w:t>Cada presença, nota, advertência e alteração fica registrada com data, hora e autor. É isso que permite ao brincante contestar durante a temporada, e não depois; e é isso que sustenta qualquer decisão da coordenação sobre bonificação, promoção de fila ou desligamento.</w:t>
+            </w:r>
+          </w:p>
+        </w:tc>
+      </w:tr>
+    </w:tbl>
+    <w:p>
+      <w:pPr>
+        <w:spacing w:after="120"/>
       </w:pPr>
     </w:p>
     <w:p>
@@ -10204,6 +12328,54 @@
                 <w:color w:val="2C3E50"/>
                 <w:sz w:val="20"/>
               </w:rPr>
+              <w:t>Teto da temporada</w:t>
+            </w:r>
+          </w:p>
+        </w:tc>
+        <w:tc>
+          <w:tcPr>
+            <w:tcW w:type="dxa" w:w="6520"/>
+            <w:shd w:val="clear" w:color="auto" w:fill="F2F3F4"/>
+          </w:tcPr>
+          <w:p>
+            <w:pPr>
+              <w:spacing w:before="60" w:after="60"/>
+              <w:jc w:val="left"/>
+            </w:pPr>
+            <w:r/>
+            <w:r>
+              <w:rPr>
+                <w:rFonts w:ascii="Arial" w:hAnsi="Arial"/>
+                <w:b w:val="0"/>
+                <w:i w:val="0"/>
+                <w:color w:val="2C3E50"/>
+                <w:sz w:val="20"/>
+              </w:rPr>
+              <w:t>Novidade de 2027: o acumulado por brincante para em R$ 80,00. Ao chegar no teto, ele mantém o que tem e deixa de somar. O sistema mostra quanto falta para alcançá-lo</w:t>
+            </w:r>
+          </w:p>
+        </w:tc>
+      </w:tr>
+      <w:tr>
+        <w:tc>
+          <w:tcPr>
+            <w:tcW w:type="dxa" w:w="2551"/>
+            <w:shd w:val="clear" w:color="auto" w:fill="F2F3F4"/>
+          </w:tcPr>
+          <w:p>
+            <w:pPr>
+              <w:spacing w:before="60" w:after="60"/>
+              <w:jc w:val="left"/>
+            </w:pPr>
+            <w:r/>
+            <w:r>
+              <w:rPr>
+                <w:rFonts w:ascii="Arial" w:hAnsi="Arial"/>
+                <w:b/>
+                <w:i w:val="0"/>
+                <w:color w:val="2C3E50"/>
+                <w:sz w:val="20"/>
+              </w:rPr>
               <w:t>Atividades do compromisso</w:t>
             </w:r>
           </w:p>
@@ -10380,6 +12552,68 @@
     <w:p>
       <w:pPr>
         <w:spacing w:after="160"/>
+      </w:pPr>
+    </w:p>
+    <w:tbl>
+      <w:tblPr>
+        <w:tblW w:type="auto" w:w="0"/>
+        <w:tblLook w:firstColumn="1" w:firstRow="1" w:lastColumn="0" w:lastRow="0" w:noHBand="0" w:noVBand="1" w:val="04A0"/>
+        <w:tblBorders>
+          <w:top w:val="single" w:sz="4" w:space="0" w:color="F39C12"/>
+          <w:left w:val="single" w:sz="4" w:space="0" w:color="F39C12"/>
+          <w:bottom w:val="single" w:sz="4" w:space="0" w:color="F39C12"/>
+          <w:right w:val="single" w:sz="4" w:space="0" w:color="F39C12"/>
+          <w:insideH w:val="single" w:sz="4" w:space="0" w:color="F39C12"/>
+          <w:insideV w:val="single" w:sz="4" w:space="0" w:color="F39C12"/>
+        </w:tblBorders>
+      </w:tblPr>
+      <w:tblGrid>
+        <w:gridCol w:w="9072"/>
+      </w:tblGrid>
+      <w:tr>
+        <w:tc>
+          <w:tcPr>
+            <w:tcW w:type="dxa" w:w="9072"/>
+            <w:shd w:val="clear" w:color="auto" w:fill="F2F3F4"/>
+          </w:tcPr>
+          <w:p>
+            <w:pPr>
+              <w:spacing w:before="100" w:after="40"/>
+            </w:pPr>
+            <w:r/>
+            <w:r>
+              <w:rPr>
+                <w:rFonts w:ascii="Arial" w:hAnsi="Arial"/>
+                <w:b/>
+                <w:i w:val="0"/>
+                <w:color w:val="F39C12"/>
+                <w:sz w:val="22"/>
+              </w:rPr>
+              <w:t>Por que o teto de R$ 80</w:t>
+            </w:r>
+          </w:p>
+          <w:p>
+            <w:pPr>
+              <w:spacing w:after="120"/>
+              <w:jc w:val="both"/>
+            </w:pPr>
+            <w:r>
+              <w:rPr>
+                <w:rFonts w:ascii="Arial" w:hAnsi="Arial"/>
+                <w:b w:val="0"/>
+                <w:i w:val="0"/>
+                <w:color w:val="2C3E50"/>
+                <w:sz w:val="21"/>
+              </w:rPr>
+              <w:t>O programa precisa dar um retorno simbólico a quem se dedicou sem virar uma despesa que a quadrilha não sabe de antemão quanto será — o custo dependeria de quantos convites de apresentação aparecessem na temporada, e isso ninguém controla. Com os valores atuais, o máximo possível por brincante é R$ 44,00; o teto é a garantia de que, mudando os valores ou o tamanho da temporada, o compromisso máximo continua conhecido. A explicação completa está no documento “Contrato e Bonificação — Guia Explicativo”.</w:t>
+            </w:r>
+          </w:p>
+        </w:tc>
+      </w:tr>
+    </w:tbl>
+    <w:p>
+      <w:pPr>
+        <w:spacing w:after="120"/>
       </w:pPr>
     </w:p>
     <w:p>
@@ -10411,7 +12645,480 @@
           <w:color w:val="2C3E50"/>
           <w:sz w:val="22"/>
         </w:rPr>
-        <w:t>Sistema separado, dedicado ao programa de sócios: cadastro, registro e confirmação de pagamentos com data real, painel do sócio, troféus e transparência financeira. Detalhado no documento próprio do programa.</w:t>
+        <w:t>Sistema separado, dedicado ao programa de sócios, e já no ar. A coordenação cadastra sócios e confirma pagamentos com data e hora reais; o sócio entra com CPF e data de nascimento e encontra carteirinha digital, situação do mês, progresso da temporada, histórico, troféus, missões, mural, troca de nível e a prestação de contas da quadrilha.</w:t>
+      </w:r>
+    </w:p>
+    <w:tbl>
+      <w:tblPr>
+        <w:tblW w:type="auto" w:w="0"/>
+        <w:jc w:val="center"/>
+        <w:tblLayout w:type="fixed"/>
+        <w:tblLook w:firstColumn="1" w:firstRow="1" w:lastColumn="0" w:lastRow="0" w:noHBand="0" w:noVBand="1" w:val="04A0"/>
+        <w:tblBorders>
+          <w:top w:val="single" w:sz="4" w:space="0" w:color="7F8C8D"/>
+          <w:left w:val="single" w:sz="4" w:space="0" w:color="7F8C8D"/>
+          <w:bottom w:val="single" w:sz="4" w:space="0" w:color="7F8C8D"/>
+          <w:right w:val="single" w:sz="4" w:space="0" w:color="7F8C8D"/>
+          <w:insideH w:val="single" w:sz="4" w:space="0" w:color="7F8C8D"/>
+          <w:insideV w:val="single" w:sz="4" w:space="0" w:color="7F8C8D"/>
+        </w:tblBorders>
+      </w:tblPr>
+      <w:tblGrid>
+        <w:gridCol w:w="4536"/>
+        <w:gridCol w:w="4536"/>
+      </w:tblGrid>
+      <w:tr>
+        <w:tc>
+          <w:tcPr>
+            <w:tcW w:type="dxa" w:w="6520"/>
+            <w:shd w:val="clear" w:color="auto" w:fill="922B21"/>
+          </w:tcPr>
+          <w:p>
+            <w:pPr>
+              <w:spacing w:before="60" w:after="60"/>
+              <w:jc w:val="left"/>
+            </w:pPr>
+            <w:r/>
+            <w:r>
+              <w:rPr>
+                <w:rFonts w:ascii="Arial" w:hAnsi="Arial"/>
+                <w:b/>
+                <w:i w:val="0"/>
+                <w:color w:val="FFFFFF"/>
+                <w:sz w:val="19"/>
+              </w:rPr>
+              <w:t>Módulo</w:t>
+            </w:r>
+          </w:p>
+        </w:tc>
+        <w:tc>
+          <w:tcPr>
+            <w:tcW w:type="dxa" w:w="2551"/>
+            <w:shd w:val="clear" w:color="auto" w:fill="922B21"/>
+          </w:tcPr>
+          <w:p>
+            <w:pPr>
+              <w:spacing w:before="60" w:after="60"/>
+              <w:jc w:val="left"/>
+            </w:pPr>
+            <w:r/>
+            <w:r>
+              <w:rPr>
+                <w:rFonts w:ascii="Arial" w:hAnsi="Arial"/>
+                <w:b/>
+                <w:i w:val="0"/>
+                <w:color w:val="FFFFFF"/>
+                <w:sz w:val="19"/>
+              </w:rPr>
+              <w:t>Situação</w:t>
+            </w:r>
+          </w:p>
+        </w:tc>
+      </w:tr>
+      <w:tr>
+        <w:tc>
+          <w:tcPr>
+            <w:tcW w:type="dxa" w:w="6520"/>
+            <w:shd w:val="clear" w:color="auto" w:fill="F2F3F4"/>
+          </w:tcPr>
+          <w:p>
+            <w:pPr>
+              <w:spacing w:before="60" w:after="60"/>
+              <w:jc w:val="left"/>
+            </w:pPr>
+            <w:r/>
+            <w:r>
+              <w:rPr>
+                <w:rFonts w:ascii="Arial" w:hAnsi="Arial"/>
+                <w:b/>
+                <w:i w:val="0"/>
+                <w:color w:val="2C3E50"/>
+                <w:sz w:val="19"/>
+              </w:rPr>
+              <w:t>Painel da coordenação (cadastro, pagamentos, fila de confirmação, lembretes, finanças, importação por planilha)</w:t>
+            </w:r>
+          </w:p>
+        </w:tc>
+        <w:tc>
+          <w:tcPr>
+            <w:tcW w:type="dxa" w:w="2551"/>
+            <w:shd w:val="clear" w:color="auto" w:fill="F2F3F4"/>
+          </w:tcPr>
+          <w:p>
+            <w:pPr>
+              <w:spacing w:before="60" w:after="60"/>
+              <w:jc w:val="left"/>
+            </w:pPr>
+            <w:r/>
+            <w:r>
+              <w:rPr>
+                <w:rFonts w:ascii="Arial" w:hAnsi="Arial"/>
+                <w:b w:val="0"/>
+                <w:i w:val="0"/>
+                <w:color w:val="2C3E50"/>
+                <w:sz w:val="19"/>
+              </w:rPr>
+              <w:t>Pronto</w:t>
+            </w:r>
+          </w:p>
+        </w:tc>
+      </w:tr>
+      <w:tr>
+        <w:tc>
+          <w:tcPr>
+            <w:tcW w:type="dxa" w:w="6520"/>
+            <w:shd w:val="clear" w:color="auto" w:fill="F2F3F4"/>
+          </w:tcPr>
+          <w:p>
+            <w:pPr>
+              <w:spacing w:before="60" w:after="60"/>
+              <w:jc w:val="left"/>
+            </w:pPr>
+            <w:r/>
+            <w:r>
+              <w:rPr>
+                <w:rFonts w:ascii="Arial" w:hAnsi="Arial"/>
+                <w:b/>
+                <w:i w:val="0"/>
+                <w:color w:val="2C3E50"/>
+                <w:sz w:val="19"/>
+              </w:rPr>
+              <w:t>Painel do sócio (carteirinha, situação, progresso, histórico, troca de nível, mural, finanças)</w:t>
+            </w:r>
+          </w:p>
+        </w:tc>
+        <w:tc>
+          <w:tcPr>
+            <w:tcW w:type="dxa" w:w="2551"/>
+            <w:shd w:val="clear" w:color="auto" w:fill="F2F3F4"/>
+          </w:tcPr>
+          <w:p>
+            <w:pPr>
+              <w:spacing w:before="60" w:after="60"/>
+              <w:jc w:val="left"/>
+            </w:pPr>
+            <w:r/>
+            <w:r>
+              <w:rPr>
+                <w:rFonts w:ascii="Arial" w:hAnsi="Arial"/>
+                <w:b w:val="0"/>
+                <w:i w:val="0"/>
+                <w:color w:val="2C3E50"/>
+                <w:sz w:val="19"/>
+              </w:rPr>
+              <w:t>Pronto</w:t>
+            </w:r>
+          </w:p>
+        </w:tc>
+      </w:tr>
+      <w:tr>
+        <w:tc>
+          <w:tcPr>
+            <w:tcW w:type="dxa" w:w="6520"/>
+            <w:shd w:val="clear" w:color="auto" w:fill="F2F3F4"/>
+          </w:tcPr>
+          <w:p>
+            <w:pPr>
+              <w:spacing w:before="60" w:after="60"/>
+              <w:jc w:val="left"/>
+            </w:pPr>
+            <w:r/>
+            <w:r>
+              <w:rPr>
+                <w:rFonts w:ascii="Arial" w:hAnsi="Arial"/>
+                <w:b/>
+                <w:i w:val="0"/>
+                <w:color w:val="2C3E50"/>
+                <w:sz w:val="19"/>
+              </w:rPr>
+              <w:t>Troféus e conquistas — as dez do catálogo</w:t>
+            </w:r>
+          </w:p>
+        </w:tc>
+        <w:tc>
+          <w:tcPr>
+            <w:tcW w:type="dxa" w:w="2551"/>
+            <w:shd w:val="clear" w:color="auto" w:fill="F2F3F4"/>
+          </w:tcPr>
+          <w:p>
+            <w:pPr>
+              <w:spacing w:before="60" w:after="60"/>
+              <w:jc w:val="left"/>
+            </w:pPr>
+            <w:r/>
+            <w:r>
+              <w:rPr>
+                <w:rFonts w:ascii="Arial" w:hAnsi="Arial"/>
+                <w:b w:val="0"/>
+                <w:i w:val="0"/>
+                <w:color w:val="2C3E50"/>
+                <w:sz w:val="19"/>
+              </w:rPr>
+              <w:t>Pronto</w:t>
+            </w:r>
+          </w:p>
+        </w:tc>
+      </w:tr>
+      <w:tr>
+        <w:tc>
+          <w:tcPr>
+            <w:tcW w:type="dxa" w:w="6520"/>
+            <w:shd w:val="clear" w:color="auto" w:fill="F2F3F4"/>
+          </w:tcPr>
+          <w:p>
+            <w:pPr>
+              <w:spacing w:before="60" w:after="60"/>
+              <w:jc w:val="left"/>
+            </w:pPr>
+            <w:r/>
+            <w:r>
+              <w:rPr>
+                <w:rFonts w:ascii="Arial" w:hAnsi="Arial"/>
+                <w:b/>
+                <w:i w:val="0"/>
+                <w:color w:val="2C3E50"/>
+                <w:sz w:val="19"/>
+              </w:rPr>
+              <w:t>Sorteios, com lista congelada e registro de entrega do prêmio</w:t>
+            </w:r>
+          </w:p>
+        </w:tc>
+        <w:tc>
+          <w:tcPr>
+            <w:tcW w:type="dxa" w:w="2551"/>
+            <w:shd w:val="clear" w:color="auto" w:fill="F2F3F4"/>
+          </w:tcPr>
+          <w:p>
+            <w:pPr>
+              <w:spacing w:before="60" w:after="60"/>
+              <w:jc w:val="left"/>
+            </w:pPr>
+            <w:r/>
+            <w:r>
+              <w:rPr>
+                <w:rFonts w:ascii="Arial" w:hAnsi="Arial"/>
+                <w:b w:val="0"/>
+                <w:i w:val="0"/>
+                <w:color w:val="2C3E50"/>
+                <w:sz w:val="19"/>
+              </w:rPr>
+              <w:t>Pronto</w:t>
+            </w:r>
+          </w:p>
+        </w:tc>
+      </w:tr>
+      <w:tr>
+        <w:tc>
+          <w:tcPr>
+            <w:tcW w:type="dxa" w:w="6520"/>
+            <w:shd w:val="clear" w:color="auto" w:fill="F2F3F4"/>
+          </w:tcPr>
+          <w:p>
+            <w:pPr>
+              <w:spacing w:before="60" w:after="60"/>
+              <w:jc w:val="left"/>
+            </w:pPr>
+            <w:r/>
+            <w:r>
+              <w:rPr>
+                <w:rFonts w:ascii="Arial" w:hAnsi="Arial"/>
+                <w:b/>
+                <w:i w:val="0"/>
+                <w:color w:val="2C3E50"/>
+                <w:sz w:val="19"/>
+              </w:rPr>
+              <w:t>Missões semanais, com pontos retidos e validação em lote</w:t>
+            </w:r>
+          </w:p>
+        </w:tc>
+        <w:tc>
+          <w:tcPr>
+            <w:tcW w:type="dxa" w:w="2551"/>
+            <w:shd w:val="clear" w:color="auto" w:fill="F2F3F4"/>
+          </w:tcPr>
+          <w:p>
+            <w:pPr>
+              <w:spacing w:before="60" w:after="60"/>
+              <w:jc w:val="left"/>
+            </w:pPr>
+            <w:r/>
+            <w:r>
+              <w:rPr>
+                <w:rFonts w:ascii="Arial" w:hAnsi="Arial"/>
+                <w:b w:val="0"/>
+                <w:i w:val="0"/>
+                <w:color w:val="2C3E50"/>
+                <w:sz w:val="19"/>
+              </w:rPr>
+              <w:t>Pronto</w:t>
+            </w:r>
+          </w:p>
+        </w:tc>
+      </w:tr>
+      <w:tr>
+        <w:tc>
+          <w:tcPr>
+            <w:tcW w:type="dxa" w:w="6520"/>
+            <w:shd w:val="clear" w:color="auto" w:fill="F2F3F4"/>
+          </w:tcPr>
+          <w:p>
+            <w:pPr>
+              <w:spacing w:before="60" w:after="60"/>
+              <w:jc w:val="left"/>
+            </w:pPr>
+            <w:r/>
+            <w:r>
+              <w:rPr>
+                <w:rFonts w:ascii="Arial" w:hAnsi="Arial"/>
+                <w:b/>
+                <w:i w:val="0"/>
+                <w:color w:val="2C3E50"/>
+                <w:sz w:val="19"/>
+              </w:rPr>
+              <w:t>Ranking da temporada e notificações</w:t>
+            </w:r>
+          </w:p>
+        </w:tc>
+        <w:tc>
+          <w:tcPr>
+            <w:tcW w:type="dxa" w:w="2551"/>
+            <w:shd w:val="clear" w:color="auto" w:fill="F2F3F4"/>
+          </w:tcPr>
+          <w:p>
+            <w:pPr>
+              <w:spacing w:before="60" w:after="60"/>
+              <w:jc w:val="left"/>
+            </w:pPr>
+            <w:r/>
+            <w:r>
+              <w:rPr>
+                <w:rFonts w:ascii="Arial" w:hAnsi="Arial"/>
+                <w:b w:val="0"/>
+                <w:i w:val="0"/>
+                <w:color w:val="2C3E50"/>
+                <w:sz w:val="19"/>
+              </w:rPr>
+              <w:t>A fazer</w:t>
+            </w:r>
+          </w:p>
+        </w:tc>
+      </w:tr>
+      <w:tr>
+        <w:tc>
+          <w:tcPr>
+            <w:tcW w:type="dxa" w:w="6520"/>
+            <w:shd w:val="clear" w:color="auto" w:fill="F2F3F4"/>
+          </w:tcPr>
+          <w:p>
+            <w:pPr>
+              <w:spacing w:before="60" w:after="60"/>
+              <w:jc w:val="left"/>
+            </w:pPr>
+            <w:r/>
+            <w:r>
+              <w:rPr>
+                <w:rFonts w:ascii="Arial" w:hAnsi="Arial"/>
+                <w:b/>
+                <w:i w:val="0"/>
+                <w:color w:val="2C3E50"/>
+                <w:sz w:val="19"/>
+              </w:rPr>
+              <w:t>Página pública e adesão online</w:t>
+            </w:r>
+          </w:p>
+        </w:tc>
+        <w:tc>
+          <w:tcPr>
+            <w:tcW w:type="dxa" w:w="2551"/>
+            <w:shd w:val="clear" w:color="auto" w:fill="F2F3F4"/>
+          </w:tcPr>
+          <w:p>
+            <w:pPr>
+              <w:spacing w:before="60" w:after="60"/>
+              <w:jc w:val="left"/>
+            </w:pPr>
+            <w:r/>
+            <w:r>
+              <w:rPr>
+                <w:rFonts w:ascii="Arial" w:hAnsi="Arial"/>
+                <w:b w:val="0"/>
+                <w:i w:val="0"/>
+                <w:color w:val="2C3E50"/>
+                <w:sz w:val="19"/>
+              </w:rPr>
+              <w:t>A fazer</w:t>
+            </w:r>
+          </w:p>
+        </w:tc>
+      </w:tr>
+      <w:tr>
+        <w:tc>
+          <w:tcPr>
+            <w:tcW w:type="dxa" w:w="6520"/>
+            <w:shd w:val="clear" w:color="auto" w:fill="F2F3F4"/>
+          </w:tcPr>
+          <w:p>
+            <w:pPr>
+              <w:spacing w:before="60" w:after="60"/>
+              <w:jc w:val="left"/>
+            </w:pPr>
+            <w:r/>
+            <w:r>
+              <w:rPr>
+                <w:rFonts w:ascii="Arial" w:hAnsi="Arial"/>
+                <w:b/>
+                <w:i w:val="0"/>
+                <w:color w:val="2C3E50"/>
+                <w:sz w:val="19"/>
+              </w:rPr>
+              <w:t>Comprovante de pagamento por imagem</w:t>
+            </w:r>
+          </w:p>
+        </w:tc>
+        <w:tc>
+          <w:tcPr>
+            <w:tcW w:type="dxa" w:w="2551"/>
+            <w:shd w:val="clear" w:color="auto" w:fill="F2F3F4"/>
+          </w:tcPr>
+          <w:p>
+            <w:pPr>
+              <w:spacing w:before="60" w:after="60"/>
+              <w:jc w:val="left"/>
+            </w:pPr>
+            <w:r/>
+            <w:r>
+              <w:rPr>
+                <w:rFonts w:ascii="Arial" w:hAnsi="Arial"/>
+                <w:b w:val="0"/>
+                <w:i w:val="0"/>
+                <w:color w:val="2C3E50"/>
+                <w:sz w:val="19"/>
+              </w:rPr>
+              <w:t>Depende de conta externa</w:t>
+            </w:r>
+          </w:p>
+        </w:tc>
+      </w:tr>
+    </w:tbl>
+    <w:p>
+      <w:pPr>
+        <w:spacing w:after="160"/>
+      </w:pPr>
+    </w:p>
+    <w:p>
+      <w:pPr>
+        <w:spacing w:after="140"/>
+        <w:jc w:val="both"/>
+      </w:pPr>
+      <w:r>
+        <w:rPr>
+          <w:rFonts w:ascii="Arial" w:hAnsi="Arial"/>
+          <w:b w:val="0"/>
+          <w:i w:val="0"/>
+          <w:color w:val="2C3E50"/>
+          <w:sz w:val="22"/>
+        </w:rPr>
+        <w:t>Tudo detalhado no “Programa Sócio Torcedor — Plano de Implementação”.</w:t>
       </w:r>
     </w:p>
     <w:p>
@@ -10453,7 +13160,33 @@
           <w:color w:val="2C3E50"/>
           <w:sz w:val="22"/>
         </w:rPr>
-        <w:t>para a competição do Arraial da Explosão, com apuração e resultado divulgados na hora.</w:t>
+        <w:t>para a competição do Arraial da Explosão, com apuração e resultado divulgados na hora — com plano B offline obrigatório.</w:t>
+      </w:r>
+    </w:p>
+    <w:p>
+      <w:pPr>
+        <w:pStyle w:val="ListBullet"/>
+        <w:spacing w:after="80"/>
+      </w:pPr>
+      <w:r>
+        <w:rPr>
+          <w:rFonts w:ascii="Arial" w:hAnsi="Arial"/>
+          <w:b/>
+          <w:i w:val="0"/>
+          <w:color w:val="2C3E50"/>
+          <w:sz w:val="22"/>
+        </w:rPr>
+        <w:t xml:space="preserve">Cadastro das bancas do Arraial: </w:t>
+      </w:r>
+      <w:r>
+        <w:rPr>
+          <w:rFonts w:ascii="Arial" w:hAnsi="Arial"/>
+          <w:b w:val="0"/>
+          <w:i w:val="0"/>
+          <w:color w:val="2C3E50"/>
+          <w:sz w:val="22"/>
+        </w:rPr>
+        <w:t>formulário de inscrição do edital da feira, seleção, confirmação e mapa dos espaços demarcados.</w:t>
       </w:r>
     </w:p>
     <w:p>
@@ -10823,6 +13556,58 @@
           <w:color w:val="2C3E50"/>
           <w:sz w:val="22"/>
         </w:rPr>
+        <w:t xml:space="preserve">Meta da temporada: </w:t>
+      </w:r>
+      <w:r>
+        <w:rPr>
+          <w:rFonts w:ascii="Arial" w:hAnsi="Arial"/>
+          <w:b w:val="0"/>
+          <w:i w:val="0"/>
+          <w:color w:val="2C3E50"/>
+          <w:sz w:val="22"/>
+        </w:rPr>
+        <w:t>100 sócios — cerca de R$ 1.500 por mês e R$ 15.000 nos dez meses de contribuição (fevereiro a novembro). Com cinquenta brincantes trazendo dois cada, a meta é atingida sem campanha externa.</w:t>
+      </w:r>
+    </w:p>
+    <w:p>
+      <w:pPr>
+        <w:pStyle w:val="ListBullet"/>
+        <w:spacing w:after="80"/>
+      </w:pPr>
+      <w:r>
+        <w:rPr>
+          <w:rFonts w:ascii="Arial" w:hAnsi="Arial"/>
+          <w:b/>
+          <w:i w:val="0"/>
+          <w:color w:val="2C3E50"/>
+          <w:sz w:val="22"/>
+        </w:rPr>
+        <w:t xml:space="preserve">O site já está no ar: </w:t>
+      </w:r>
+      <w:r>
+        <w:rPr>
+          <w:rFonts w:ascii="Arial" w:hAnsi="Arial"/>
+          <w:b w:val="0"/>
+          <w:i w:val="0"/>
+          <w:color w:val="2C3E50"/>
+          <w:sz w:val="22"/>
+        </w:rPr>
+        <w:t>a coordenação cadastra e confirma pagamentos; o sócio entra com CPF e data de nascimento e acompanha tudo. Falta a página pública com adesão online.</w:t>
+      </w:r>
+    </w:p>
+    <w:p>
+      <w:pPr>
+        <w:pStyle w:val="ListBullet"/>
+        <w:spacing w:after="80"/>
+      </w:pPr>
+      <w:r>
+        <w:rPr>
+          <w:rFonts w:ascii="Arial" w:hAnsi="Arial"/>
+          <w:b/>
+          <w:i w:val="0"/>
+          <w:color w:val="2C3E50"/>
+          <w:sz w:val="22"/>
+        </w:rPr>
         <w:t xml:space="preserve">Onde está detalhado: </w:t>
       </w:r>
       <w:r>
@@ -10833,7 +13618,7 @@
           <w:color w:val="2C3E50"/>
           <w:sz w:val="22"/>
         </w:rPr>
-        <w:t>documento “Programa Sócio Torcedor — Plano de Implementação”, com metas, operação, papéis, calendário e indicadores.</w:t>
+        <w:t>documento “Programa Sócio Torcedor — Plano de Implementação”, com metas, operação, papéis, calendário e indicadores; e o material de divulgação, voltado ao público.</w:t>
       </w:r>
     </w:p>
     <w:p>
@@ -11106,6 +13891,68 @@
         </w:rPr>
         <w:t>Cada um desses eventos tem documento próprio, com programação, estrutura, equipes, receitas, cronograma de produção e checklist.</w:t>
       </w:r>
+    </w:p>
+    <w:tbl>
+      <w:tblPr>
+        <w:tblW w:type="auto" w:w="0"/>
+        <w:tblLook w:firstColumn="1" w:firstRow="1" w:lastColumn="0" w:lastRow="0" w:noHBand="0" w:noVBand="1" w:val="04A0"/>
+        <w:tblBorders>
+          <w:top w:val="single" w:sz="4" w:space="0" w:color="922B21"/>
+          <w:left w:val="single" w:sz="4" w:space="0" w:color="922B21"/>
+          <w:bottom w:val="single" w:sz="4" w:space="0" w:color="922B21"/>
+          <w:right w:val="single" w:sz="4" w:space="0" w:color="922B21"/>
+          <w:insideH w:val="single" w:sz="4" w:space="0" w:color="922B21"/>
+          <w:insideV w:val="single" w:sz="4" w:space="0" w:color="922B21"/>
+        </w:tblBorders>
+      </w:tblPr>
+      <w:tblGrid>
+        <w:gridCol w:w="9072"/>
+      </w:tblGrid>
+      <w:tr>
+        <w:tc>
+          <w:tcPr>
+            <w:tcW w:type="dxa" w:w="9072"/>
+            <w:shd w:val="clear" w:color="auto" w:fill="F2F3F4"/>
+          </w:tcPr>
+          <w:p>
+            <w:pPr>
+              <w:spacing w:before="100" w:after="40"/>
+            </w:pPr>
+            <w:r/>
+            <w:r>
+              <w:rPr>
+                <w:rFonts w:ascii="Arial" w:hAnsi="Arial"/>
+                <w:b/>
+                <w:i w:val="0"/>
+                <w:color w:val="922B21"/>
+                <w:sz w:val="22"/>
+              </w:rPr>
+              <w:t>O Arraial da Explosão ainda é um projeto</w:t>
+            </w:r>
+          </w:p>
+          <w:p>
+            <w:pPr>
+              <w:spacing w:after="120"/>
+              <w:jc w:val="both"/>
+            </w:pPr>
+            <w:r>
+              <w:rPr>
+                <w:rFonts w:ascii="Arial" w:hAnsi="Arial"/>
+                <w:b w:val="0"/>
+                <w:i w:val="0"/>
+                <w:color w:val="2C3E50"/>
+                <w:sz w:val="21"/>
+              </w:rPr>
+              <w:t>Ele nunca aconteceu: não há edição anterior, data marcada nem orçamento aprovado. O documento dele é a proposta de criação, a ser levada à Diretoria. Dois pontos definem se ele sai do papel: a parceria com a Prefeitura — pedido formal de recursos, limpeza, segurança, estrutura e apoio às danças convidadas — e a feira, com edital de cadastro das bancas e cobrança de uma taxa de 5% a 10% sobre a venda ou de um valor fixo pelo espaço.</w:t>
+            </w:r>
+          </w:p>
+        </w:tc>
+      </w:tr>
+    </w:tbl>
+    <w:p>
+      <w:pPr>
+        <w:spacing w:after="120"/>
+      </w:pPr>
     </w:p>
     <w:p>
       <w:pPr>
